--- a/UD1/P1/sfRojas_DAW_DU1_P1.docx
+++ b/UD1/P1/sfRojas_DAW_DU1_P1.docx
@@ -1,6 +1,6 @@
 
 <file path=word/document.xml><?xml version="1.0" encoding="utf-8"?>
-<w:document xmlns:wpc="http://schemas.microsoft.com/office/word/2010/wordprocessingCanvas" xmlns:cx="http://schemas.microsoft.com/office/drawing/2014/chartex" xmlns:mc="http://schemas.openxmlformats.org/markup-compatibility/2006" xmlns:o="urn:schemas-microsoft-com:office:office" xmlns:r="http://schemas.openxmlformats.org/officeDocument/2006/relationships" xmlns:m="http://schemas.openxmlformats.org/officeDocument/2006/math" xmlns:v="urn:schemas-microsoft-com:vml" xmlns:wp14="http://schemas.microsoft.com/office/word/2010/wordprocessingDrawing" xmlns:wp="http://schemas.openxmlformats.org/drawingml/2006/wordprocessingDrawing" xmlns:w10="urn:schemas-microsoft-com:office:word" xmlns:w="http://schemas.openxmlformats.org/wordprocessingml/2006/main" xmlns:w14="http://schemas.microsoft.com/office/word/2010/wordml" xmlns:w15="http://schemas.microsoft.com/office/word/2012/wordml" xmlns:w16se="http://schemas.microsoft.com/office/word/2015/wordml/symex" xmlns:wpg="http://schemas.microsoft.com/office/word/2010/wordprocessingGroup" xmlns:wpi="http://schemas.microsoft.com/office/word/2010/wordprocessingInk" xmlns:wne="http://schemas.microsoft.com/office/word/2006/wordml" xmlns:wps="http://schemas.microsoft.com/office/word/2010/wordprocessingShape" mc:Ignorable="w14 w15 w16se wp14">
+<w:document xmlns:wpc="http://schemas.microsoft.com/office/word/2010/wordprocessingCanvas" xmlns:cx="http://schemas.microsoft.com/office/drawing/2014/chartex" xmlns:cx1="http://schemas.microsoft.com/office/drawing/2015/9/8/chartex" xmlns:cx2="http://schemas.microsoft.com/office/drawing/2015/10/21/chartex" xmlns:cx3="http://schemas.microsoft.com/office/drawing/2016/5/9/chartex" xmlns:cx4="http://schemas.microsoft.com/office/drawing/2016/5/10/chartex" xmlns:cx5="http://schemas.microsoft.com/office/drawing/2016/5/11/chartex" xmlns:cx6="http://schemas.microsoft.com/office/drawing/2016/5/12/chartex" xmlns:cx7="http://schemas.microsoft.com/office/drawing/2016/5/13/chartex" xmlns:cx8="http://schemas.microsoft.com/office/drawing/2016/5/14/chartex" xmlns:mc="http://schemas.openxmlformats.org/markup-compatibility/2006" xmlns:aink="http://schemas.microsoft.com/office/drawing/2016/ink" xmlns:am3d="http://schemas.microsoft.com/office/drawing/2017/model3d" xmlns:o="urn:schemas-microsoft-com:office:office" xmlns:oel="http://schemas.microsoft.com/office/2019/extlst" xmlns:r="http://schemas.openxmlformats.org/officeDocument/2006/relationships" xmlns:m="http://schemas.openxmlformats.org/officeDocument/2006/math" xmlns:v="urn:schemas-microsoft-com:vml" xmlns:wp14="http://schemas.microsoft.com/office/word/2010/wordprocessingDrawing" xmlns:wp="http://schemas.openxmlformats.org/drawingml/2006/wordprocessingDrawing" xmlns:w10="urn:schemas-microsoft-com:office:word" xmlns:w="http://schemas.openxmlformats.org/wordprocessingml/2006/main" xmlns:w14="http://schemas.microsoft.com/office/word/2010/wordml" xmlns:w15="http://schemas.microsoft.com/office/word/2012/wordml" xmlns:w16cex="http://schemas.microsoft.com/office/word/2018/wordml/cex" xmlns:w16cid="http://schemas.microsoft.com/office/word/2016/wordml/cid" xmlns:w16="http://schemas.microsoft.com/office/word/2018/wordml" xmlns:w16du="http://schemas.microsoft.com/office/word/2023/wordml/word16du" xmlns:w16sdtdh="http://schemas.microsoft.com/office/word/2020/wordml/sdtdatahash" xmlns:w16sdtfl="http://schemas.microsoft.com/office/word/2024/wordml/sdtformatlock" xmlns:w16se="http://schemas.microsoft.com/office/word/2015/wordml/symex" xmlns:wpg="http://schemas.microsoft.com/office/word/2010/wordprocessingGroup" xmlns:wpi="http://schemas.microsoft.com/office/word/2010/wordprocessingInk" xmlns:wne="http://schemas.microsoft.com/office/word/2006/wordml" xmlns:wps="http://schemas.microsoft.com/office/word/2010/wordprocessingShape" mc:Ignorable="w14 w15 w16se w16cid w16 w16cex w16sdtdh w16sdtfl w16du wp14">
   <w:body>
     <w:p>
       <w:r>
@@ -11,7 +11,7 @@
         <mc:AlternateContent>
           <mc:Choice Requires="wpg">
             <w:drawing>
-              <wp:anchor distT="0" distB="0" distL="114300" distR="114300" simplePos="0" relativeHeight="251662336" behindDoc="0" locked="0" layoutInCell="1" allowOverlap="1">
+              <wp:anchor distT="0" distB="0" distL="114300" distR="114300" simplePos="0" relativeHeight="251661312" behindDoc="0" locked="0" layoutInCell="1" allowOverlap="1" wp14:anchorId="4C08AE2E" wp14:editId="3FF0EEE8">
                 <wp:simplePos x="0" y="0"/>
                 <wp:positionH relativeFrom="column">
                   <wp:posOffset>-2842260</wp:posOffset>
@@ -298,7 +298,7 @@
           </mc:Choice>
           <mc:Fallback>
             <w:pict>
-              <v:group id="Grupo 11" o:spid="_x0000_s1026" style="position:absolute;margin-left:-223.8pt;margin-top:27.4pt;width:901.5pt;height:489.75pt;z-index:251662336" coordsize="114490,62198" o:gfxdata="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">
+              <v:group w14:anchorId="4C08AE2E" id="Grupo 11" o:spid="_x0000_s1026" style="position:absolute;margin-left:-223.8pt;margin-top:27.4pt;width:901.5pt;height:489.75pt;z-index:251661312" coordsize="114490,62198" o:gfxdata="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">
                 <v:rect id="Rectángulo 5" o:spid="_x0000_s1027" style="position:absolute;left:14763;width:99727;height:17049;visibility:visible;mso-wrap-style:square;v-text-anchor:middle" o:gfxdata="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" fillcolor="#215788 [2420]" stroked="f" strokeweight="1pt"/>
                 <v:rect id="Rectángulo 4" o:spid="_x0000_s1028" style="position:absolute;left:12287;top:45148;width:99727;height:17050;visibility:visible;mso-wrap-style:square;v-text-anchor:middle" o:gfxdata="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" fillcolor="#215788 [2420]" stroked="f" strokeweight="1pt"/>
                 <v:rect id="Rectángulo 3" o:spid="_x0000_s1029" style="position:absolute;left:10191;top:3619;width:99727;height:17050;visibility:visible;mso-wrap-style:square;v-text-anchor:middle" o:gfxdata="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" fillcolor="#706ec1 [2408]" stroked="f" strokeweight="1pt"/>
@@ -322,9 +322,8 @@
                   <v:path o:extrusionok="f" gradientshapeok="t" o:connecttype="rect"/>
                   <o:lock v:ext="edit" aspectratio="t"/>
                 </v:shapetype>
-                <v:shape id="Imagen 1" o:spid="_x0000_s1031" type="#_x0000_t75" style="position:absolute;left:15906;top:6762;width:89916;height:48768;visibility:visible;mso-wrap-style:square" o:gfxdata="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">
+                <v:shape id="Imagen 1" o:spid="_x0000_s1031" type="#_x0000_t75" style="position:absolute;left:15906;top:6762;width:89916;height:48768;visibility:visible;mso-wrap-style:square" o:gfxdata="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">
                   <v:imagedata r:id="rId9" o:title=""/>
-                  <v:path arrowok="t"/>
                 </v:shape>
                 <v:shapetype id="_x0000_t202" coordsize="21600,21600" o:spt="202" path="m,l,21600r21600,l21600,xe">
                   <v:stroke joinstyle="miter"/>
@@ -370,7 +369,7 @@
         <mc:AlternateContent>
           <mc:Choice Requires="wps">
             <w:drawing>
-              <wp:anchor distT="45720" distB="45720" distL="114300" distR="114300" simplePos="0" relativeHeight="251659264" behindDoc="0" locked="0" layoutInCell="1" allowOverlap="1" wp14:anchorId="37D05580" wp14:editId="4E6CCED0">
+              <wp:anchor distT="45720" distB="45720" distL="114300" distR="114300" simplePos="0" relativeHeight="251658240" behindDoc="0" locked="0" layoutInCell="1" allowOverlap="1" wp14:anchorId="37D05580" wp14:editId="40D4D4B5">
                 <wp:simplePos x="0" y="0"/>
                 <wp:positionH relativeFrom="margin">
                   <wp:posOffset>218440</wp:posOffset>
@@ -450,7 +449,7 @@
           </mc:Choice>
           <mc:Fallback>
             <w:pict>
-              <v:shape w14:anchorId="37D05580" id="Cuadro de texto 2" o:spid="_x0000_s1033" type="#_x0000_t202" style="position:absolute;margin-left:17.2pt;margin-top:178.9pt;width:425.25pt;height:110.6pt;z-index:251659264;visibility:visible;mso-wrap-style:square;mso-width-percent:0;mso-height-percent:200;mso-wrap-distance-left:9pt;mso-wrap-distance-top:3.6pt;mso-wrap-distance-right:9pt;mso-wrap-distance-bottom:3.6pt;mso-position-horizontal:absolute;mso-position-horizontal-relative:margin;mso-position-vertical:absolute;mso-position-vertical-relative:text;mso-width-percent:0;mso-height-percent:200;mso-width-relative:margin;mso-height-relative:margin;v-text-anchor:top" o:gfxdata="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" filled="f" stroked="f">
+              <v:shape w14:anchorId="37D05580" id="Cuadro de texto 2" o:spid="_x0000_s1033" type="#_x0000_t202" style="position:absolute;margin-left:17.2pt;margin-top:178.9pt;width:425.25pt;height:110.6pt;z-index:251658240;visibility:visible;mso-wrap-style:square;mso-width-percent:0;mso-height-percent:200;mso-wrap-distance-left:9pt;mso-wrap-distance-top:3.6pt;mso-wrap-distance-right:9pt;mso-wrap-distance-bottom:3.6pt;mso-position-horizontal:absolute;mso-position-horizontal-relative:margin;mso-position-vertical:absolute;mso-position-vertical-relative:text;mso-width-percent:0;mso-height-percent:200;mso-width-relative:margin;mso-height-relative:margin;v-text-anchor:top" o:gfxdata="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" filled="f" stroked="f">
                 <v:textbox style="mso-fit-shape-to-text:t">
                   <w:txbxContent>
                     <w:p>
@@ -518,13 +517,131 @@
         <mc:AlternateContent>
           <mc:Choice Requires="wps">
             <w:drawing>
-              <wp:anchor distT="45720" distB="45720" distL="114300" distR="114300" simplePos="0" relativeHeight="251666432" behindDoc="0" locked="0" layoutInCell="1" allowOverlap="1" wp14:anchorId="70738058" wp14:editId="1A0F9FB1">
+              <wp:anchor distT="45720" distB="45720" distL="114300" distR="114300" simplePos="0" relativeHeight="251674624" behindDoc="0" locked="0" layoutInCell="1" allowOverlap="1" wp14:anchorId="1F93131D" wp14:editId="2DF8109C">
                 <wp:simplePos x="0" y="0"/>
                 <wp:positionH relativeFrom="margin">
-                  <wp:posOffset>-918210</wp:posOffset>
+                  <wp:posOffset>-965835</wp:posOffset>
                 </wp:positionH>
                 <wp:positionV relativeFrom="paragraph">
-                  <wp:posOffset>1129665</wp:posOffset>
+                  <wp:posOffset>883920</wp:posOffset>
+                </wp:positionV>
+                <wp:extent cx="2295525" cy="1404620"/>
+                <wp:effectExtent l="0" t="0" r="0" b="0"/>
+                <wp:wrapSquare wrapText="bothSides"/>
+                <wp:docPr id="1140131908" name="Cuadro de texto 2"/>
+                <wp:cNvGraphicFramePr>
+                  <a:graphicFrameLocks xmlns:a="http://schemas.openxmlformats.org/drawingml/2006/main"/>
+                </wp:cNvGraphicFramePr>
+                <a:graphic xmlns:a="http://schemas.openxmlformats.org/drawingml/2006/main">
+                  <a:graphicData uri="http://schemas.microsoft.com/office/word/2010/wordprocessingShape">
+                    <wps:wsp>
+                      <wps:cNvSpPr txBox="1">
+                        <a:spLocks noChangeArrowheads="1"/>
+                      </wps:cNvSpPr>
+                      <wps:spPr bwMode="auto">
+                        <a:xfrm>
+                          <a:off x="0" y="0"/>
+                          <a:ext cx="2295525" cy="1404620"/>
+                        </a:xfrm>
+                        <a:prstGeom prst="rect">
+                          <a:avLst/>
+                        </a:prstGeom>
+                        <a:noFill/>
+                        <a:ln w="9525">
+                          <a:noFill/>
+                          <a:miter lim="800000"/>
+                          <a:headEnd/>
+                          <a:tailEnd/>
+                        </a:ln>
+                      </wps:spPr>
+                      <wps:txbx>
+                        <w:txbxContent>
+                          <w:p>
+                            <w:pPr>
+                              <w:rPr>
+                                <w:rFonts w:ascii="Impact" w:hAnsi="Impact"/>
+                                <w:color w:val="123551" w:themeColor="accent2" w:themeShade="BF"/>
+                                <w:sz w:val="32"/>
+                                <w:szCs w:val="40"/>
+                                <w:lang w:val="es-CR"/>
+                              </w:rPr>
+                            </w:pPr>
+                            <w:r>
+                              <w:rPr>
+                                <w:rFonts w:ascii="Impact" w:hAnsi="Impact"/>
+                                <w:color w:val="123551" w:themeColor="accent2" w:themeShade="BF"/>
+                                <w:sz w:val="32"/>
+                                <w:szCs w:val="40"/>
+                                <w:lang w:val="es-CR"/>
+                              </w:rPr>
+                              <w:t>DAW_UD1_P1</w:t>
+                            </w:r>
+                          </w:p>
+                        </w:txbxContent>
+                      </wps:txbx>
+                      <wps:bodyPr rot="0" vert="horz" wrap="square" lIns="91440" tIns="45720" rIns="91440" bIns="45720" anchor="t" anchorCtr="0">
+                        <a:spAutoFit/>
+                      </wps:bodyPr>
+                    </wps:wsp>
+                  </a:graphicData>
+                </a:graphic>
+                <wp14:sizeRelH relativeFrom="margin">
+                  <wp14:pctWidth>0</wp14:pctWidth>
+                </wp14:sizeRelH>
+                <wp14:sizeRelV relativeFrom="margin">
+                  <wp14:pctHeight>20000</wp14:pctHeight>
+                </wp14:sizeRelV>
+              </wp:anchor>
+            </w:drawing>
+          </mc:Choice>
+          <mc:Fallback>
+            <w:pict>
+              <v:shape w14:anchorId="1F93131D" id="_x0000_s1034" type="#_x0000_t202" style="position:absolute;margin-left:-76.05pt;margin-top:69.6pt;width:180.75pt;height:110.6pt;z-index:251674624;visibility:visible;mso-wrap-style:square;mso-width-percent:0;mso-height-percent:200;mso-wrap-distance-left:9pt;mso-wrap-distance-top:3.6pt;mso-wrap-distance-right:9pt;mso-wrap-distance-bottom:3.6pt;mso-position-horizontal:absolute;mso-position-horizontal-relative:margin;mso-position-vertical:absolute;mso-position-vertical-relative:text;mso-width-percent:0;mso-height-percent:200;mso-width-relative:margin;mso-height-relative:margin;v-text-anchor:top" o:gfxdata="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" filled="f" stroked="f">
+                <v:textbox style="mso-fit-shape-to-text:t">
+                  <w:txbxContent>
+                    <w:p>
+                      <w:pPr>
+                        <w:rPr>
+                          <w:rFonts w:ascii="Impact" w:hAnsi="Impact"/>
+                          <w:color w:val="123551" w:themeColor="accent2" w:themeShade="BF"/>
+                          <w:sz w:val="32"/>
+                          <w:szCs w:val="40"/>
+                          <w:lang w:val="es-CR"/>
+                        </w:rPr>
+                      </w:pPr>
+                      <w:r>
+                        <w:rPr>
+                          <w:rFonts w:ascii="Impact" w:hAnsi="Impact"/>
+                          <w:color w:val="123551" w:themeColor="accent2" w:themeShade="BF"/>
+                          <w:sz w:val="32"/>
+                          <w:szCs w:val="40"/>
+                          <w:lang w:val="es-CR"/>
+                        </w:rPr>
+                        <w:t>DAW_UD1_P1</w:t>
+                      </w:r>
+                    </w:p>
+                  </w:txbxContent>
+                </v:textbox>
+                <w10:wrap type="square" anchorx="margin"/>
+              </v:shape>
+            </w:pict>
+          </mc:Fallback>
+        </mc:AlternateContent>
+      </w:r>
+      <w:r>
+        <w:rPr>
+          <w:noProof/>
+        </w:rPr>
+        <mc:AlternateContent>
+          <mc:Choice Requires="wps">
+            <w:drawing>
+              <wp:anchor distT="45720" distB="45720" distL="114300" distR="114300" simplePos="0" relativeHeight="251665408" behindDoc="0" locked="0" layoutInCell="1" allowOverlap="1" wp14:anchorId="70738058" wp14:editId="20B059A1">
+                <wp:simplePos x="0" y="0"/>
+                <wp:positionH relativeFrom="margin">
+                  <wp:posOffset>-963930</wp:posOffset>
+                </wp:positionH>
+                <wp:positionV relativeFrom="paragraph">
+                  <wp:posOffset>588645</wp:posOffset>
                 </wp:positionV>
                 <wp:extent cx="2295525" cy="1404620"/>
                 <wp:effectExtent l="0" t="0" r="0" b="0"/>
@@ -595,7 +712,7 @@
           </mc:Choice>
           <mc:Fallback>
             <w:pict>
-              <v:shape w14:anchorId="70738058" id="_x0000_s1034" type="#_x0000_t202" style="position:absolute;margin-left:-72.3pt;margin-top:88.95pt;width:180.75pt;height:110.6pt;z-index:251666432;visibility:visible;mso-wrap-style:square;mso-width-percent:0;mso-height-percent:200;mso-wrap-distance-left:9pt;mso-wrap-distance-top:3.6pt;mso-wrap-distance-right:9pt;mso-wrap-distance-bottom:3.6pt;mso-position-horizontal:absolute;mso-position-horizontal-relative:margin;mso-position-vertical:absolute;mso-position-vertical-relative:text;mso-width-percent:0;mso-height-percent:200;mso-width-relative:margin;mso-height-relative:margin;v-text-anchor:top" o:gfxdata="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" filled="f" stroked="f">
+              <v:shape w14:anchorId="70738058" id="_x0000_s1035" type="#_x0000_t202" style="position:absolute;margin-left:-75.9pt;margin-top:46.35pt;width:180.75pt;height:110.6pt;z-index:251665408;visibility:visible;mso-wrap-style:square;mso-width-percent:0;mso-height-percent:200;mso-wrap-distance-left:9pt;mso-wrap-distance-top:3.6pt;mso-wrap-distance-right:9pt;mso-wrap-distance-bottom:3.6pt;mso-position-horizontal:absolute;mso-position-horizontal-relative:margin;mso-position-vertical:absolute;mso-position-vertical-relative:text;mso-width-percent:0;mso-height-percent:200;mso-width-relative:margin;mso-height-relative:margin;v-text-anchor:top" o:gfxdata="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" filled="f" stroked="f">
                 <v:textbox style="mso-fit-shape-to-text:t">
                   <w:txbxContent>
                     <w:p>
@@ -632,13 +749,13 @@
         <mc:AlternateContent>
           <mc:Choice Requires="wps">
             <w:drawing>
-              <wp:anchor distT="45720" distB="45720" distL="114300" distR="114300" simplePos="0" relativeHeight="251664384" behindDoc="0" locked="0" layoutInCell="1" allowOverlap="1" wp14:anchorId="064559AC" wp14:editId="2D8DCB11">
+              <wp:anchor distT="45720" distB="45720" distL="114300" distR="114300" simplePos="0" relativeHeight="251663360" behindDoc="0" locked="0" layoutInCell="1" allowOverlap="1" wp14:anchorId="064559AC" wp14:editId="58BBD42D">
                 <wp:simplePos x="0" y="0"/>
                 <wp:positionH relativeFrom="margin">
-                  <wp:posOffset>-956310</wp:posOffset>
+                  <wp:posOffset>-948690</wp:posOffset>
                 </wp:positionH>
                 <wp:positionV relativeFrom="paragraph">
-                  <wp:posOffset>805815</wp:posOffset>
+                  <wp:posOffset>249555</wp:posOffset>
                 </wp:positionV>
                 <wp:extent cx="2295525" cy="1404620"/>
                 <wp:effectExtent l="0" t="0" r="0" b="0"/>
@@ -709,7 +826,7 @@
           </mc:Choice>
           <mc:Fallback>
             <w:pict>
-              <v:shape w14:anchorId="064559AC" id="_x0000_s1035" type="#_x0000_t202" style="position:absolute;margin-left:-75.3pt;margin-top:63.45pt;width:180.75pt;height:110.6pt;z-index:251664384;visibility:visible;mso-wrap-style:square;mso-width-percent:0;mso-height-percent:200;mso-wrap-distance-left:9pt;mso-wrap-distance-top:3.6pt;mso-wrap-distance-right:9pt;mso-wrap-distance-bottom:3.6pt;mso-position-horizontal:absolute;mso-position-horizontal-relative:margin;mso-position-vertical:absolute;mso-position-vertical-relative:text;mso-width-percent:0;mso-height-percent:200;mso-width-relative:margin;mso-height-relative:margin;v-text-anchor:top" o:gfxdata="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" filled="f" stroked="f">
+              <v:shape w14:anchorId="064559AC" id="_x0000_s1036" type="#_x0000_t202" style="position:absolute;margin-left:-74.7pt;margin-top:19.65pt;width:180.75pt;height:110.6pt;z-index:251663360;visibility:visible;mso-wrap-style:square;mso-width-percent:0;mso-height-percent:200;mso-wrap-distance-left:9pt;mso-wrap-distance-top:3.6pt;mso-wrap-distance-right:9pt;mso-wrap-distance-bottom:3.6pt;mso-position-horizontal:absolute;mso-position-horizontal-relative:margin;mso-position-vertical:absolute;mso-position-vertical-relative:text;mso-width-percent:0;mso-height-percent:200;mso-width-relative:margin;mso-height-relative:margin;v-text-anchor:top" o:gfxdata="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" filled="f" stroked="f">
                 <v:textbox style="mso-fit-shape-to-text:t">
                   <w:txbxContent>
                     <w:p>
@@ -745,6 +862,13 @@
     </w:p>
     <w:sdt>
       <w:sdtPr>
+        <w:rPr>
+          <w:rFonts w:asciiTheme="minorHAnsi" w:eastAsiaTheme="minorHAnsi" w:hAnsiTheme="minorHAnsi" w:cstheme="minorBidi"/>
+          <w:color w:val="auto"/>
+          <w:sz w:val="22"/>
+          <w:szCs w:val="22"/>
+          <w:lang w:eastAsia="en-US"/>
+        </w:rPr>
         <w:id w:val="2098364335"/>
         <w:docPartObj>
           <w:docPartGallery w:val="Table of Contents"/>
@@ -753,13 +877,8 @@
       </w:sdtPr>
       <w:sdtEndPr>
         <w:rPr>
-          <w:rFonts w:asciiTheme="minorHAnsi" w:eastAsiaTheme="minorHAnsi" w:hAnsiTheme="minorHAnsi" w:cstheme="minorBidi"/>
           <w:b/>
           <w:bCs/>
-          <w:color w:val="auto"/>
-          <w:sz w:val="22"/>
-          <w:szCs w:val="22"/>
-          <w:lang w:eastAsia="en-US"/>
         </w:rPr>
       </w:sdtEndPr>
       <w:sdtContent>
@@ -775,10 +894,17 @@
           <w:pPr>
             <w:pStyle w:val="TDC1"/>
             <w:tabs>
+              <w:tab w:val="left" w:pos="480"/>
               <w:tab w:val="right" w:leader="dot" w:pos="8494"/>
             </w:tabs>
             <w:rPr>
+              <w:rFonts w:eastAsiaTheme="minorEastAsia"/>
               <w:noProof/>
+              <w:kern w:val="2"/>
+              <w:sz w:val="24"/>
+              <w:szCs w:val="24"/>
+              <w:lang w:val="es-CR" w:eastAsia="es-CR"/>
+              <w14:ligatures w14:val="standardContextual"/>
             </w:rPr>
           </w:pPr>
           <w:r>
@@ -790,23 +916,42 @@
           <w:r>
             <w:fldChar w:fldCharType="separate"/>
           </w:r>
-          <w:hyperlink w:anchor="_Toc240641560" w:history="1">
+          <w:hyperlink w:anchor="_Toc240738332" w:history="1">
             <w:r>
               <w:rPr>
                 <w:rStyle w:val="Hipervnculo"/>
                 <w:noProof/>
               </w:rPr>
-              <w:t>Creación de máquina virtual:</w:t>
-            </w:r>
-            <w:r>
-              <w:rPr>
-                <w:noProof/>
-                <w:webHidden/>
+              <w:t>1.</w:t>
+            </w:r>
+            <w:r>
+              <w:rPr>
+                <w:rFonts w:eastAsiaTheme="minorEastAsia"/>
+                <w:noProof/>
+                <w:kern w:val="2"/>
+                <w:sz w:val="24"/>
+                <w:szCs w:val="24"/>
+                <w:lang w:val="es-CR" w:eastAsia="es-CR"/>
+                <w14:ligatures w14:val="standardContextual"/>
               </w:rPr>
               <w:tab/>
             </w:r>
             <w:r>
               <w:rPr>
+                <w:rStyle w:val="Hipervnculo"/>
+                <w:noProof/>
+              </w:rPr>
+              <w:t>CREACIÓN DE LA MV:</w:t>
+            </w:r>
+            <w:r>
+              <w:rPr>
+                <w:noProof/>
+                <w:webHidden/>
+              </w:rPr>
+              <w:tab/>
+            </w:r>
+            <w:r>
+              <w:rPr>
                 <w:noProof/>
                 <w:webHidden/>
               </w:rPr>
@@ -817,7 +962,7 @@
                 <w:noProof/>
                 <w:webHidden/>
               </w:rPr>
-              <w:instrText xml:space="preserve"> PAGEREF _Toc240641560 \h </w:instrText>
+              <w:instrText xml:space="preserve"> PAGEREF _Toc240738332 \h </w:instrText>
             </w:r>
             <w:r>
               <w:rPr>
@@ -838,6 +983,1134 @@
                 <w:webHidden/>
               </w:rPr>
               <w:t>3</w:t>
+            </w:r>
+            <w:r>
+              <w:rPr>
+                <w:noProof/>
+                <w:webHidden/>
+              </w:rPr>
+              <w:fldChar w:fldCharType="end"/>
+            </w:r>
+          </w:hyperlink>
+        </w:p>
+        <w:p>
+          <w:pPr>
+            <w:pStyle w:val="TDC1"/>
+            <w:tabs>
+              <w:tab w:val="left" w:pos="480"/>
+              <w:tab w:val="right" w:leader="dot" w:pos="8494"/>
+            </w:tabs>
+            <w:rPr>
+              <w:rFonts w:eastAsiaTheme="minorEastAsia"/>
+              <w:noProof/>
+              <w:kern w:val="2"/>
+              <w:sz w:val="24"/>
+              <w:szCs w:val="24"/>
+              <w:lang w:val="es-CR" w:eastAsia="es-CR"/>
+              <w14:ligatures w14:val="standardContextual"/>
+            </w:rPr>
+          </w:pPr>
+          <w:hyperlink w:anchor="_Toc240738333" w:history="1">
+            <w:r>
+              <w:rPr>
+                <w:rStyle w:val="Hipervnculo"/>
+                <w:noProof/>
+              </w:rPr>
+              <w:t>2.</w:t>
+            </w:r>
+            <w:r>
+              <w:rPr>
+                <w:rFonts w:eastAsiaTheme="minorEastAsia"/>
+                <w:noProof/>
+                <w:kern w:val="2"/>
+                <w:sz w:val="24"/>
+                <w:szCs w:val="24"/>
+                <w:lang w:val="es-CR" w:eastAsia="es-CR"/>
+                <w14:ligatures w14:val="standardContextual"/>
+              </w:rPr>
+              <w:tab/>
+            </w:r>
+            <w:r>
+              <w:rPr>
+                <w:rStyle w:val="Hipervnculo"/>
+                <w:noProof/>
+              </w:rPr>
+              <w:t>CARPETA COMPARTIDA:</w:t>
+            </w:r>
+            <w:r>
+              <w:rPr>
+                <w:noProof/>
+                <w:webHidden/>
+              </w:rPr>
+              <w:tab/>
+            </w:r>
+            <w:r>
+              <w:rPr>
+                <w:noProof/>
+                <w:webHidden/>
+              </w:rPr>
+              <w:fldChar w:fldCharType="begin"/>
+            </w:r>
+            <w:r>
+              <w:rPr>
+                <w:noProof/>
+                <w:webHidden/>
+              </w:rPr>
+              <w:instrText xml:space="preserve"> PAGEREF _Toc240738333 \h </w:instrText>
+            </w:r>
+            <w:r>
+              <w:rPr>
+                <w:noProof/>
+                <w:webHidden/>
+              </w:rPr>
+            </w:r>
+            <w:r>
+              <w:rPr>
+                <w:noProof/>
+                <w:webHidden/>
+              </w:rPr>
+              <w:fldChar w:fldCharType="separate"/>
+            </w:r>
+            <w:r>
+              <w:rPr>
+                <w:noProof/>
+                <w:webHidden/>
+              </w:rPr>
+              <w:t>3</w:t>
+            </w:r>
+            <w:r>
+              <w:rPr>
+                <w:noProof/>
+                <w:webHidden/>
+              </w:rPr>
+              <w:fldChar w:fldCharType="end"/>
+            </w:r>
+          </w:hyperlink>
+        </w:p>
+        <w:p>
+          <w:pPr>
+            <w:pStyle w:val="TDC1"/>
+            <w:tabs>
+              <w:tab w:val="left" w:pos="480"/>
+              <w:tab w:val="right" w:leader="dot" w:pos="8494"/>
+            </w:tabs>
+            <w:rPr>
+              <w:rFonts w:eastAsiaTheme="minorEastAsia"/>
+              <w:noProof/>
+              <w:kern w:val="2"/>
+              <w:sz w:val="24"/>
+              <w:szCs w:val="24"/>
+              <w:lang w:val="es-CR" w:eastAsia="es-CR"/>
+              <w14:ligatures w14:val="standardContextual"/>
+            </w:rPr>
+          </w:pPr>
+          <w:hyperlink w:anchor="_Toc240738334" w:history="1">
+            <w:r>
+              <w:rPr>
+                <w:rStyle w:val="Hipervnculo"/>
+                <w:noProof/>
+              </w:rPr>
+              <w:t>3.</w:t>
+            </w:r>
+            <w:r>
+              <w:rPr>
+                <w:rFonts w:eastAsiaTheme="minorEastAsia"/>
+                <w:noProof/>
+                <w:kern w:val="2"/>
+                <w:sz w:val="24"/>
+                <w:szCs w:val="24"/>
+                <w:lang w:val="es-CR" w:eastAsia="es-CR"/>
+                <w14:ligatures w14:val="standardContextual"/>
+              </w:rPr>
+              <w:tab/>
+            </w:r>
+            <w:r>
+              <w:rPr>
+                <w:rStyle w:val="Hipervnculo"/>
+                <w:noProof/>
+              </w:rPr>
+              <w:t>INSTALACIÓN Y ACTIVACIÓN DE XAMPP</w:t>
+            </w:r>
+            <w:r>
+              <w:rPr>
+                <w:noProof/>
+                <w:webHidden/>
+              </w:rPr>
+              <w:tab/>
+            </w:r>
+            <w:r>
+              <w:rPr>
+                <w:noProof/>
+                <w:webHidden/>
+              </w:rPr>
+              <w:fldChar w:fldCharType="begin"/>
+            </w:r>
+            <w:r>
+              <w:rPr>
+                <w:noProof/>
+                <w:webHidden/>
+              </w:rPr>
+              <w:instrText xml:space="preserve"> PAGEREF _Toc240738334 \h </w:instrText>
+            </w:r>
+            <w:r>
+              <w:rPr>
+                <w:noProof/>
+                <w:webHidden/>
+              </w:rPr>
+            </w:r>
+            <w:r>
+              <w:rPr>
+                <w:noProof/>
+                <w:webHidden/>
+              </w:rPr>
+              <w:fldChar w:fldCharType="separate"/>
+            </w:r>
+            <w:r>
+              <w:rPr>
+                <w:noProof/>
+                <w:webHidden/>
+              </w:rPr>
+              <w:t>3</w:t>
+            </w:r>
+            <w:r>
+              <w:rPr>
+                <w:noProof/>
+                <w:webHidden/>
+              </w:rPr>
+              <w:fldChar w:fldCharType="end"/>
+            </w:r>
+          </w:hyperlink>
+        </w:p>
+        <w:p>
+          <w:pPr>
+            <w:pStyle w:val="TDC1"/>
+            <w:tabs>
+              <w:tab w:val="left" w:pos="480"/>
+              <w:tab w:val="right" w:leader="dot" w:pos="8494"/>
+            </w:tabs>
+            <w:rPr>
+              <w:rFonts w:eastAsiaTheme="minorEastAsia"/>
+              <w:noProof/>
+              <w:kern w:val="2"/>
+              <w:sz w:val="24"/>
+              <w:szCs w:val="24"/>
+              <w:lang w:val="es-CR" w:eastAsia="es-CR"/>
+              <w14:ligatures w14:val="standardContextual"/>
+            </w:rPr>
+          </w:pPr>
+          <w:hyperlink w:anchor="_Toc240738335" w:history="1">
+            <w:r>
+              <w:rPr>
+                <w:rStyle w:val="Hipervnculo"/>
+                <w:noProof/>
+              </w:rPr>
+              <w:t>4.</w:t>
+            </w:r>
+            <w:r>
+              <w:rPr>
+                <w:rFonts w:eastAsiaTheme="minorEastAsia"/>
+                <w:noProof/>
+                <w:kern w:val="2"/>
+                <w:sz w:val="24"/>
+                <w:szCs w:val="24"/>
+                <w:lang w:val="es-CR" w:eastAsia="es-CR"/>
+                <w14:ligatures w14:val="standardContextual"/>
+              </w:rPr>
+              <w:tab/>
+            </w:r>
+            <w:r>
+              <w:rPr>
+                <w:rStyle w:val="Hipervnculo"/>
+                <w:noProof/>
+              </w:rPr>
+              <w:t>FUNCIONAMIENTO DE APACHE</w:t>
+            </w:r>
+            <w:r>
+              <w:rPr>
+                <w:noProof/>
+                <w:webHidden/>
+              </w:rPr>
+              <w:tab/>
+            </w:r>
+            <w:r>
+              <w:rPr>
+                <w:noProof/>
+                <w:webHidden/>
+              </w:rPr>
+              <w:fldChar w:fldCharType="begin"/>
+            </w:r>
+            <w:r>
+              <w:rPr>
+                <w:noProof/>
+                <w:webHidden/>
+              </w:rPr>
+              <w:instrText xml:space="preserve"> PAGEREF _Toc240738335 \h </w:instrText>
+            </w:r>
+            <w:r>
+              <w:rPr>
+                <w:noProof/>
+                <w:webHidden/>
+              </w:rPr>
+            </w:r>
+            <w:r>
+              <w:rPr>
+                <w:noProof/>
+                <w:webHidden/>
+              </w:rPr>
+              <w:fldChar w:fldCharType="separate"/>
+            </w:r>
+            <w:r>
+              <w:rPr>
+                <w:noProof/>
+                <w:webHidden/>
+              </w:rPr>
+              <w:t>4</w:t>
+            </w:r>
+            <w:r>
+              <w:rPr>
+                <w:noProof/>
+                <w:webHidden/>
+              </w:rPr>
+              <w:fldChar w:fldCharType="end"/>
+            </w:r>
+          </w:hyperlink>
+        </w:p>
+        <w:p>
+          <w:pPr>
+            <w:pStyle w:val="TDC1"/>
+            <w:tabs>
+              <w:tab w:val="left" w:pos="480"/>
+              <w:tab w:val="right" w:leader="dot" w:pos="8494"/>
+            </w:tabs>
+            <w:rPr>
+              <w:rFonts w:eastAsiaTheme="minorEastAsia"/>
+              <w:noProof/>
+              <w:kern w:val="2"/>
+              <w:sz w:val="24"/>
+              <w:szCs w:val="24"/>
+              <w:lang w:val="es-CR" w:eastAsia="es-CR"/>
+              <w14:ligatures w14:val="standardContextual"/>
+            </w:rPr>
+          </w:pPr>
+          <w:hyperlink w:anchor="_Toc240738336" w:history="1">
+            <w:r>
+              <w:rPr>
+                <w:rStyle w:val="Hipervnculo"/>
+                <w:noProof/>
+              </w:rPr>
+              <w:t>5.</w:t>
+            </w:r>
+            <w:r>
+              <w:rPr>
+                <w:rFonts w:eastAsiaTheme="minorEastAsia"/>
+                <w:noProof/>
+                <w:kern w:val="2"/>
+                <w:sz w:val="24"/>
+                <w:szCs w:val="24"/>
+                <w:lang w:val="es-CR" w:eastAsia="es-CR"/>
+                <w14:ligatures w14:val="standardContextual"/>
+              </w:rPr>
+              <w:tab/>
+            </w:r>
+            <w:r>
+              <w:rPr>
+                <w:rStyle w:val="Hipervnculo"/>
+                <w:noProof/>
+              </w:rPr>
+              <w:t>EDICIÓN DE CARPETA:</w:t>
+            </w:r>
+            <w:r>
+              <w:rPr>
+                <w:noProof/>
+                <w:webHidden/>
+              </w:rPr>
+              <w:tab/>
+            </w:r>
+            <w:r>
+              <w:rPr>
+                <w:noProof/>
+                <w:webHidden/>
+              </w:rPr>
+              <w:fldChar w:fldCharType="begin"/>
+            </w:r>
+            <w:r>
+              <w:rPr>
+                <w:noProof/>
+                <w:webHidden/>
+              </w:rPr>
+              <w:instrText xml:space="preserve"> PAGEREF _Toc240738336 \h </w:instrText>
+            </w:r>
+            <w:r>
+              <w:rPr>
+                <w:noProof/>
+                <w:webHidden/>
+              </w:rPr>
+            </w:r>
+            <w:r>
+              <w:rPr>
+                <w:noProof/>
+                <w:webHidden/>
+              </w:rPr>
+              <w:fldChar w:fldCharType="separate"/>
+            </w:r>
+            <w:r>
+              <w:rPr>
+                <w:noProof/>
+                <w:webHidden/>
+              </w:rPr>
+              <w:t>4</w:t>
+            </w:r>
+            <w:r>
+              <w:rPr>
+                <w:noProof/>
+                <w:webHidden/>
+              </w:rPr>
+              <w:fldChar w:fldCharType="end"/>
+            </w:r>
+          </w:hyperlink>
+        </w:p>
+        <w:p>
+          <w:pPr>
+            <w:pStyle w:val="TDC1"/>
+            <w:tabs>
+              <w:tab w:val="left" w:pos="480"/>
+              <w:tab w:val="right" w:leader="dot" w:pos="8494"/>
+            </w:tabs>
+            <w:rPr>
+              <w:rFonts w:eastAsiaTheme="minorEastAsia"/>
+              <w:noProof/>
+              <w:kern w:val="2"/>
+              <w:sz w:val="24"/>
+              <w:szCs w:val="24"/>
+              <w:lang w:val="es-CR" w:eastAsia="es-CR"/>
+              <w14:ligatures w14:val="standardContextual"/>
+            </w:rPr>
+          </w:pPr>
+          <w:hyperlink w:anchor="_Toc240738337" w:history="1">
+            <w:r>
+              <w:rPr>
+                <w:rStyle w:val="Hipervnculo"/>
+                <w:noProof/>
+              </w:rPr>
+              <w:t>6.</w:t>
+            </w:r>
+            <w:r>
+              <w:rPr>
+                <w:rFonts w:eastAsiaTheme="minorEastAsia"/>
+                <w:noProof/>
+                <w:kern w:val="2"/>
+                <w:sz w:val="24"/>
+                <w:szCs w:val="24"/>
+                <w:lang w:val="es-CR" w:eastAsia="es-CR"/>
+                <w14:ligatures w14:val="standardContextual"/>
+              </w:rPr>
+              <w:tab/>
+            </w:r>
+            <w:r>
+              <w:rPr>
+                <w:rStyle w:val="Hipervnculo"/>
+                <w:noProof/>
+              </w:rPr>
+              <w:t>CREACIÓN DE BASE DE DATOS:</w:t>
+            </w:r>
+            <w:r>
+              <w:rPr>
+                <w:noProof/>
+                <w:webHidden/>
+              </w:rPr>
+              <w:tab/>
+            </w:r>
+            <w:r>
+              <w:rPr>
+                <w:noProof/>
+                <w:webHidden/>
+              </w:rPr>
+              <w:fldChar w:fldCharType="begin"/>
+            </w:r>
+            <w:r>
+              <w:rPr>
+                <w:noProof/>
+                <w:webHidden/>
+              </w:rPr>
+              <w:instrText xml:space="preserve"> PAGEREF _Toc240738337 \h </w:instrText>
+            </w:r>
+            <w:r>
+              <w:rPr>
+                <w:noProof/>
+                <w:webHidden/>
+              </w:rPr>
+            </w:r>
+            <w:r>
+              <w:rPr>
+                <w:noProof/>
+                <w:webHidden/>
+              </w:rPr>
+              <w:fldChar w:fldCharType="separate"/>
+            </w:r>
+            <w:r>
+              <w:rPr>
+                <w:noProof/>
+                <w:webHidden/>
+              </w:rPr>
+              <w:t>4</w:t>
+            </w:r>
+            <w:r>
+              <w:rPr>
+                <w:noProof/>
+                <w:webHidden/>
+              </w:rPr>
+              <w:fldChar w:fldCharType="end"/>
+            </w:r>
+          </w:hyperlink>
+        </w:p>
+        <w:p>
+          <w:pPr>
+            <w:pStyle w:val="TDC1"/>
+            <w:tabs>
+              <w:tab w:val="left" w:pos="480"/>
+              <w:tab w:val="right" w:leader="dot" w:pos="8494"/>
+            </w:tabs>
+            <w:rPr>
+              <w:rFonts w:eastAsiaTheme="minorEastAsia"/>
+              <w:noProof/>
+              <w:kern w:val="2"/>
+              <w:sz w:val="24"/>
+              <w:szCs w:val="24"/>
+              <w:lang w:val="es-CR" w:eastAsia="es-CR"/>
+              <w14:ligatures w14:val="standardContextual"/>
+            </w:rPr>
+          </w:pPr>
+          <w:hyperlink w:anchor="_Toc240738338" w:history="1">
+            <w:r>
+              <w:rPr>
+                <w:rStyle w:val="Hipervnculo"/>
+                <w:noProof/>
+              </w:rPr>
+              <w:t>7.</w:t>
+            </w:r>
+            <w:r>
+              <w:rPr>
+                <w:rFonts w:eastAsiaTheme="minorEastAsia"/>
+                <w:noProof/>
+                <w:kern w:val="2"/>
+                <w:sz w:val="24"/>
+                <w:szCs w:val="24"/>
+                <w:lang w:val="es-CR" w:eastAsia="es-CR"/>
+                <w14:ligatures w14:val="standardContextual"/>
+              </w:rPr>
+              <w:tab/>
+            </w:r>
+            <w:r>
+              <w:rPr>
+                <w:rStyle w:val="Hipervnculo"/>
+                <w:noProof/>
+              </w:rPr>
+              <w:t>INSTALACIÓN DE WORDPRESS:</w:t>
+            </w:r>
+            <w:r>
+              <w:rPr>
+                <w:noProof/>
+                <w:webHidden/>
+              </w:rPr>
+              <w:tab/>
+            </w:r>
+            <w:r>
+              <w:rPr>
+                <w:noProof/>
+                <w:webHidden/>
+              </w:rPr>
+              <w:fldChar w:fldCharType="begin"/>
+            </w:r>
+            <w:r>
+              <w:rPr>
+                <w:noProof/>
+                <w:webHidden/>
+              </w:rPr>
+              <w:instrText xml:space="preserve"> PAGEREF _Toc240738338 \h </w:instrText>
+            </w:r>
+            <w:r>
+              <w:rPr>
+                <w:noProof/>
+                <w:webHidden/>
+              </w:rPr>
+            </w:r>
+            <w:r>
+              <w:rPr>
+                <w:noProof/>
+                <w:webHidden/>
+              </w:rPr>
+              <w:fldChar w:fldCharType="separate"/>
+            </w:r>
+            <w:r>
+              <w:rPr>
+                <w:noProof/>
+                <w:webHidden/>
+              </w:rPr>
+              <w:t>4</w:t>
+            </w:r>
+            <w:r>
+              <w:rPr>
+                <w:noProof/>
+                <w:webHidden/>
+              </w:rPr>
+              <w:fldChar w:fldCharType="end"/>
+            </w:r>
+          </w:hyperlink>
+        </w:p>
+        <w:p>
+          <w:pPr>
+            <w:pStyle w:val="TDC1"/>
+            <w:tabs>
+              <w:tab w:val="left" w:pos="480"/>
+              <w:tab w:val="right" w:leader="dot" w:pos="8494"/>
+            </w:tabs>
+            <w:rPr>
+              <w:rFonts w:eastAsiaTheme="minorEastAsia"/>
+              <w:noProof/>
+              <w:kern w:val="2"/>
+              <w:sz w:val="24"/>
+              <w:szCs w:val="24"/>
+              <w:lang w:val="es-CR" w:eastAsia="es-CR"/>
+              <w14:ligatures w14:val="standardContextual"/>
+            </w:rPr>
+          </w:pPr>
+          <w:hyperlink w:anchor="_Toc240738339" w:history="1">
+            <w:r>
+              <w:rPr>
+                <w:rStyle w:val="Hipervnculo"/>
+                <w:noProof/>
+              </w:rPr>
+              <w:t>8.</w:t>
+            </w:r>
+            <w:r>
+              <w:rPr>
+                <w:rFonts w:eastAsiaTheme="minorEastAsia"/>
+                <w:noProof/>
+                <w:kern w:val="2"/>
+                <w:sz w:val="24"/>
+                <w:szCs w:val="24"/>
+                <w:lang w:val="es-CR" w:eastAsia="es-CR"/>
+                <w14:ligatures w14:val="standardContextual"/>
+              </w:rPr>
+              <w:tab/>
+            </w:r>
+            <w:r>
+              <w:rPr>
+                <w:rStyle w:val="Hipervnculo"/>
+                <w:noProof/>
+              </w:rPr>
+              <w:t>CREACIÓN DE DOS PÁGINAS:</w:t>
+            </w:r>
+            <w:r>
+              <w:rPr>
+                <w:noProof/>
+                <w:webHidden/>
+              </w:rPr>
+              <w:tab/>
+            </w:r>
+            <w:r>
+              <w:rPr>
+                <w:noProof/>
+                <w:webHidden/>
+              </w:rPr>
+              <w:fldChar w:fldCharType="begin"/>
+            </w:r>
+            <w:r>
+              <w:rPr>
+                <w:noProof/>
+                <w:webHidden/>
+              </w:rPr>
+              <w:instrText xml:space="preserve"> PAGEREF _Toc240738339 \h </w:instrText>
+            </w:r>
+            <w:r>
+              <w:rPr>
+                <w:noProof/>
+                <w:webHidden/>
+              </w:rPr>
+            </w:r>
+            <w:r>
+              <w:rPr>
+                <w:noProof/>
+                <w:webHidden/>
+              </w:rPr>
+              <w:fldChar w:fldCharType="separate"/>
+            </w:r>
+            <w:r>
+              <w:rPr>
+                <w:noProof/>
+                <w:webHidden/>
+              </w:rPr>
+              <w:t>5</w:t>
+            </w:r>
+            <w:r>
+              <w:rPr>
+                <w:noProof/>
+                <w:webHidden/>
+              </w:rPr>
+              <w:fldChar w:fldCharType="end"/>
+            </w:r>
+          </w:hyperlink>
+        </w:p>
+        <w:p>
+          <w:pPr>
+            <w:pStyle w:val="TDC1"/>
+            <w:tabs>
+              <w:tab w:val="left" w:pos="480"/>
+              <w:tab w:val="right" w:leader="dot" w:pos="8494"/>
+            </w:tabs>
+            <w:rPr>
+              <w:rFonts w:eastAsiaTheme="minorEastAsia"/>
+              <w:noProof/>
+              <w:kern w:val="2"/>
+              <w:sz w:val="24"/>
+              <w:szCs w:val="24"/>
+              <w:lang w:val="es-CR" w:eastAsia="es-CR"/>
+              <w14:ligatures w14:val="standardContextual"/>
+            </w:rPr>
+          </w:pPr>
+          <w:hyperlink w:anchor="_Toc240738340" w:history="1">
+            <w:r>
+              <w:rPr>
+                <w:rStyle w:val="Hipervnculo"/>
+                <w:noProof/>
+              </w:rPr>
+              <w:t>9.</w:t>
+            </w:r>
+            <w:r>
+              <w:rPr>
+                <w:rFonts w:eastAsiaTheme="minorEastAsia"/>
+                <w:noProof/>
+                <w:kern w:val="2"/>
+                <w:sz w:val="24"/>
+                <w:szCs w:val="24"/>
+                <w:lang w:val="es-CR" w:eastAsia="es-CR"/>
+                <w14:ligatures w14:val="standardContextual"/>
+              </w:rPr>
+              <w:tab/>
+            </w:r>
+            <w:r>
+              <w:rPr>
+                <w:rStyle w:val="Hipervnculo"/>
+                <w:noProof/>
+              </w:rPr>
+              <w:t>CONTEXTO:</w:t>
+            </w:r>
+            <w:r>
+              <w:rPr>
+                <w:noProof/>
+                <w:webHidden/>
+              </w:rPr>
+              <w:tab/>
+            </w:r>
+            <w:r>
+              <w:rPr>
+                <w:noProof/>
+                <w:webHidden/>
+              </w:rPr>
+              <w:fldChar w:fldCharType="begin"/>
+            </w:r>
+            <w:r>
+              <w:rPr>
+                <w:noProof/>
+                <w:webHidden/>
+              </w:rPr>
+              <w:instrText xml:space="preserve"> PAGEREF _Toc240738340 \h </w:instrText>
+            </w:r>
+            <w:r>
+              <w:rPr>
+                <w:noProof/>
+                <w:webHidden/>
+              </w:rPr>
+            </w:r>
+            <w:r>
+              <w:rPr>
+                <w:noProof/>
+                <w:webHidden/>
+              </w:rPr>
+              <w:fldChar w:fldCharType="separate"/>
+            </w:r>
+            <w:r>
+              <w:rPr>
+                <w:noProof/>
+                <w:webHidden/>
+              </w:rPr>
+              <w:t>5</w:t>
+            </w:r>
+            <w:r>
+              <w:rPr>
+                <w:noProof/>
+                <w:webHidden/>
+              </w:rPr>
+              <w:fldChar w:fldCharType="end"/>
+            </w:r>
+          </w:hyperlink>
+        </w:p>
+        <w:p>
+          <w:pPr>
+            <w:pStyle w:val="TDC1"/>
+            <w:tabs>
+              <w:tab w:val="left" w:pos="720"/>
+              <w:tab w:val="right" w:leader="dot" w:pos="8494"/>
+            </w:tabs>
+            <w:rPr>
+              <w:rFonts w:eastAsiaTheme="minorEastAsia"/>
+              <w:noProof/>
+              <w:kern w:val="2"/>
+              <w:sz w:val="24"/>
+              <w:szCs w:val="24"/>
+              <w:lang w:val="es-CR" w:eastAsia="es-CR"/>
+              <w14:ligatures w14:val="standardContextual"/>
+            </w:rPr>
+          </w:pPr>
+          <w:hyperlink w:anchor="_Toc240738341" w:history="1">
+            <w:r>
+              <w:rPr>
+                <w:rStyle w:val="Hipervnculo"/>
+                <w:noProof/>
+              </w:rPr>
+              <w:t>10.</w:t>
+            </w:r>
+            <w:r>
+              <w:rPr>
+                <w:rFonts w:eastAsiaTheme="minorEastAsia"/>
+                <w:noProof/>
+                <w:kern w:val="2"/>
+                <w:sz w:val="24"/>
+                <w:szCs w:val="24"/>
+                <w:lang w:val="es-CR" w:eastAsia="es-CR"/>
+                <w14:ligatures w14:val="standardContextual"/>
+              </w:rPr>
+              <w:tab/>
+            </w:r>
+            <w:r>
+              <w:rPr>
+                <w:rStyle w:val="Hipervnculo"/>
+                <w:noProof/>
+              </w:rPr>
+              <w:t>PÁGINA PRINCIPAL NÉBULA:</w:t>
+            </w:r>
+            <w:r>
+              <w:rPr>
+                <w:noProof/>
+                <w:webHidden/>
+              </w:rPr>
+              <w:tab/>
+            </w:r>
+            <w:r>
+              <w:rPr>
+                <w:noProof/>
+                <w:webHidden/>
+              </w:rPr>
+              <w:fldChar w:fldCharType="begin"/>
+            </w:r>
+            <w:r>
+              <w:rPr>
+                <w:noProof/>
+                <w:webHidden/>
+              </w:rPr>
+              <w:instrText xml:space="preserve"> PAGEREF _Toc240738341 \h </w:instrText>
+            </w:r>
+            <w:r>
+              <w:rPr>
+                <w:noProof/>
+                <w:webHidden/>
+              </w:rPr>
+            </w:r>
+            <w:r>
+              <w:rPr>
+                <w:noProof/>
+                <w:webHidden/>
+              </w:rPr>
+              <w:fldChar w:fldCharType="separate"/>
+            </w:r>
+            <w:r>
+              <w:rPr>
+                <w:noProof/>
+                <w:webHidden/>
+              </w:rPr>
+              <w:t>6</w:t>
+            </w:r>
+            <w:r>
+              <w:rPr>
+                <w:noProof/>
+                <w:webHidden/>
+              </w:rPr>
+              <w:fldChar w:fldCharType="end"/>
+            </w:r>
+          </w:hyperlink>
+        </w:p>
+        <w:p>
+          <w:pPr>
+            <w:pStyle w:val="TDC1"/>
+            <w:tabs>
+              <w:tab w:val="left" w:pos="720"/>
+              <w:tab w:val="right" w:leader="dot" w:pos="8494"/>
+            </w:tabs>
+            <w:rPr>
+              <w:rFonts w:eastAsiaTheme="minorEastAsia"/>
+              <w:noProof/>
+              <w:kern w:val="2"/>
+              <w:sz w:val="24"/>
+              <w:szCs w:val="24"/>
+              <w:lang w:val="es-CR" w:eastAsia="es-CR"/>
+              <w14:ligatures w14:val="standardContextual"/>
+            </w:rPr>
+          </w:pPr>
+          <w:hyperlink w:anchor="_Toc240738342" w:history="1">
+            <w:r>
+              <w:rPr>
+                <w:rStyle w:val="Hipervnculo"/>
+                <w:noProof/>
+              </w:rPr>
+              <w:t>11.</w:t>
+            </w:r>
+            <w:r>
+              <w:rPr>
+                <w:rFonts w:eastAsiaTheme="minorEastAsia"/>
+                <w:noProof/>
+                <w:kern w:val="2"/>
+                <w:sz w:val="24"/>
+                <w:szCs w:val="24"/>
+                <w:lang w:val="es-CR" w:eastAsia="es-CR"/>
+                <w14:ligatures w14:val="standardContextual"/>
+              </w:rPr>
+              <w:tab/>
+            </w:r>
+            <w:r>
+              <w:rPr>
+                <w:rStyle w:val="Hipervnculo"/>
+                <w:noProof/>
+              </w:rPr>
+              <w:t>PÁGINA SECUNDARIA NÉBULA:</w:t>
+            </w:r>
+            <w:r>
+              <w:rPr>
+                <w:noProof/>
+                <w:webHidden/>
+              </w:rPr>
+              <w:tab/>
+            </w:r>
+            <w:r>
+              <w:rPr>
+                <w:noProof/>
+                <w:webHidden/>
+              </w:rPr>
+              <w:fldChar w:fldCharType="begin"/>
+            </w:r>
+            <w:r>
+              <w:rPr>
+                <w:noProof/>
+                <w:webHidden/>
+              </w:rPr>
+              <w:instrText xml:space="preserve"> PAGEREF _Toc240738342 \h </w:instrText>
+            </w:r>
+            <w:r>
+              <w:rPr>
+                <w:noProof/>
+                <w:webHidden/>
+              </w:rPr>
+            </w:r>
+            <w:r>
+              <w:rPr>
+                <w:noProof/>
+                <w:webHidden/>
+              </w:rPr>
+              <w:fldChar w:fldCharType="separate"/>
+            </w:r>
+            <w:r>
+              <w:rPr>
+                <w:noProof/>
+                <w:webHidden/>
+              </w:rPr>
+              <w:t>7</w:t>
+            </w:r>
+            <w:r>
+              <w:rPr>
+                <w:noProof/>
+                <w:webHidden/>
+              </w:rPr>
+              <w:fldChar w:fldCharType="end"/>
+            </w:r>
+          </w:hyperlink>
+        </w:p>
+        <w:p>
+          <w:pPr>
+            <w:pStyle w:val="TDC1"/>
+            <w:tabs>
+              <w:tab w:val="left" w:pos="720"/>
+              <w:tab w:val="right" w:leader="dot" w:pos="8494"/>
+            </w:tabs>
+            <w:rPr>
+              <w:rFonts w:eastAsiaTheme="minorEastAsia"/>
+              <w:noProof/>
+              <w:kern w:val="2"/>
+              <w:sz w:val="24"/>
+              <w:szCs w:val="24"/>
+              <w:lang w:val="es-CR" w:eastAsia="es-CR"/>
+              <w14:ligatures w14:val="standardContextual"/>
+            </w:rPr>
+          </w:pPr>
+          <w:hyperlink w:anchor="_Toc240738343" w:history="1">
+            <w:r>
+              <w:rPr>
+                <w:rStyle w:val="Hipervnculo"/>
+                <w:noProof/>
+              </w:rPr>
+              <w:t>12.</w:t>
+            </w:r>
+            <w:r>
+              <w:rPr>
+                <w:rFonts w:eastAsiaTheme="minorEastAsia"/>
+                <w:noProof/>
+                <w:kern w:val="2"/>
+                <w:sz w:val="24"/>
+                <w:szCs w:val="24"/>
+                <w:lang w:val="es-CR" w:eastAsia="es-CR"/>
+                <w14:ligatures w14:val="standardContextual"/>
+              </w:rPr>
+              <w:tab/>
+            </w:r>
+            <w:r>
+              <w:rPr>
+                <w:rStyle w:val="Hipervnculo"/>
+                <w:noProof/>
+              </w:rPr>
+              <w:t>WORDPRESS:</w:t>
+            </w:r>
+            <w:r>
+              <w:rPr>
+                <w:noProof/>
+                <w:webHidden/>
+              </w:rPr>
+              <w:tab/>
+            </w:r>
+            <w:r>
+              <w:rPr>
+                <w:noProof/>
+                <w:webHidden/>
+              </w:rPr>
+              <w:fldChar w:fldCharType="begin"/>
+            </w:r>
+            <w:r>
+              <w:rPr>
+                <w:noProof/>
+                <w:webHidden/>
+              </w:rPr>
+              <w:instrText xml:space="preserve"> PAGEREF _Toc240738343 \h </w:instrText>
+            </w:r>
+            <w:r>
+              <w:rPr>
+                <w:noProof/>
+                <w:webHidden/>
+              </w:rPr>
+            </w:r>
+            <w:r>
+              <w:rPr>
+                <w:noProof/>
+                <w:webHidden/>
+              </w:rPr>
+              <w:fldChar w:fldCharType="separate"/>
+            </w:r>
+            <w:r>
+              <w:rPr>
+                <w:noProof/>
+                <w:webHidden/>
+              </w:rPr>
+              <w:t>8</w:t>
+            </w:r>
+            <w:r>
+              <w:rPr>
+                <w:noProof/>
+                <w:webHidden/>
+              </w:rPr>
+              <w:fldChar w:fldCharType="end"/>
+            </w:r>
+          </w:hyperlink>
+        </w:p>
+        <w:p>
+          <w:pPr>
+            <w:pStyle w:val="TDC1"/>
+            <w:tabs>
+              <w:tab w:val="left" w:pos="720"/>
+              <w:tab w:val="right" w:leader="dot" w:pos="8494"/>
+            </w:tabs>
+            <w:rPr>
+              <w:rFonts w:eastAsiaTheme="minorEastAsia"/>
+              <w:noProof/>
+              <w:kern w:val="2"/>
+              <w:sz w:val="24"/>
+              <w:szCs w:val="24"/>
+              <w:lang w:val="es-CR" w:eastAsia="es-CR"/>
+              <w14:ligatures w14:val="standardContextual"/>
+            </w:rPr>
+          </w:pPr>
+          <w:hyperlink w:anchor="_Toc240738344" w:history="1">
+            <w:r>
+              <w:rPr>
+                <w:rStyle w:val="Hipervnculo"/>
+                <w:noProof/>
+              </w:rPr>
+              <w:t>13.</w:t>
+            </w:r>
+            <w:r>
+              <w:rPr>
+                <w:rFonts w:eastAsiaTheme="minorEastAsia"/>
+                <w:noProof/>
+                <w:kern w:val="2"/>
+                <w:sz w:val="24"/>
+                <w:szCs w:val="24"/>
+                <w:lang w:val="es-CR" w:eastAsia="es-CR"/>
+                <w14:ligatures w14:val="standardContextual"/>
+              </w:rPr>
+              <w:tab/>
+            </w:r>
+            <w:r>
+              <w:rPr>
+                <w:rStyle w:val="Hipervnculo"/>
+                <w:noProof/>
+              </w:rPr>
+              <w:t>INVESTIGACIÓN:</w:t>
+            </w:r>
+            <w:r>
+              <w:rPr>
+                <w:noProof/>
+                <w:webHidden/>
+              </w:rPr>
+              <w:tab/>
+            </w:r>
+            <w:r>
+              <w:rPr>
+                <w:noProof/>
+                <w:webHidden/>
+              </w:rPr>
+              <w:fldChar w:fldCharType="begin"/>
+            </w:r>
+            <w:r>
+              <w:rPr>
+                <w:noProof/>
+                <w:webHidden/>
+              </w:rPr>
+              <w:instrText xml:space="preserve"> PAGEREF _Toc240738344 \h </w:instrText>
+            </w:r>
+            <w:r>
+              <w:rPr>
+                <w:noProof/>
+                <w:webHidden/>
+              </w:rPr>
+            </w:r>
+            <w:r>
+              <w:rPr>
+                <w:noProof/>
+                <w:webHidden/>
+              </w:rPr>
+              <w:fldChar w:fldCharType="separate"/>
+            </w:r>
+            <w:r>
+              <w:rPr>
+                <w:noProof/>
+                <w:webHidden/>
+              </w:rPr>
+              <w:t>9</w:t>
             </w:r>
             <w:r>
               <w:rPr>
@@ -872,28 +2145,25 @@
           <w:numId w:val="1"/>
         </w:numPr>
       </w:pPr>
-      <w:bookmarkStart w:id="0" w:name="_Toc240641560"/>
-      <w:r>
+      <w:bookmarkStart w:id="0" w:name="_Toc240738332"/>
+      <w:r>
+        <w:rPr>
+          <w:noProof/>
+        </w:rPr>
         <w:lastRenderedPageBreak/>
-        <w:t>Creación de máquina virtual:</w:t>
-      </w:r>
-      <w:bookmarkEnd w:id="0"/>
-    </w:p>
-    <w:p>
-      <w:r>
         <w:drawing>
-          <wp:anchor distT="0" distB="0" distL="114300" distR="114300" simplePos="0" relativeHeight="251667456" behindDoc="0" locked="0" layoutInCell="1" allowOverlap="1" wp14:anchorId="5D059CC6" wp14:editId="3B5C3810">
+          <wp:anchor distT="0" distB="0" distL="114300" distR="114300" simplePos="0" relativeHeight="251666432" behindDoc="0" locked="0" layoutInCell="1" allowOverlap="1" wp14:anchorId="49B61BEE" wp14:editId="79DB87D3">
             <wp:simplePos x="0" y="0"/>
             <wp:positionH relativeFrom="margin">
-              <wp:posOffset>509270</wp:posOffset>
+              <wp:posOffset>3126105</wp:posOffset>
             </wp:positionH>
             <wp:positionV relativeFrom="margin">
-              <wp:posOffset>367030</wp:posOffset>
+              <wp:posOffset>136525</wp:posOffset>
             </wp:positionV>
-            <wp:extent cx="3295650" cy="2614740"/>
+            <wp:extent cx="2559685" cy="2114550"/>
             <wp:effectExtent l="0" t="0" r="0" b="0"/>
             <wp:wrapSquare wrapText="bothSides"/>
-            <wp:docPr id="15" name="Imagen 15"/>
+            <wp:docPr id="1154913776" name="Imagen 1"/>
             <wp:cNvGraphicFramePr>
               <a:graphicFrameLocks xmlns:a="http://schemas.openxmlformats.org/drawingml/2006/main" noChangeAspect="1"/>
             </wp:cNvGraphicFramePr>
@@ -901,7 +2171,7 @@
               <a:graphicData uri="http://schemas.openxmlformats.org/drawingml/2006/picture">
                 <pic:pic xmlns:pic="http://schemas.openxmlformats.org/drawingml/2006/picture">
                   <pic:nvPicPr>
-                    <pic:cNvPr id="1" name=""/>
+                    <pic:cNvPr id="1154913776" name=""/>
                     <pic:cNvPicPr/>
                   </pic:nvPicPr>
                   <pic:blipFill>
@@ -919,7 +2189,355 @@
                   <pic:spPr>
                     <a:xfrm>
                       <a:off x="0" y="0"/>
-                      <a:ext cx="3295650" cy="2614740"/>
+                      <a:ext cx="2559685" cy="2114550"/>
+                    </a:xfrm>
+                    <a:prstGeom prst="rect">
+                      <a:avLst/>
+                    </a:prstGeom>
+                  </pic:spPr>
+                </pic:pic>
+              </a:graphicData>
+            </a:graphic>
+            <wp14:sizeRelH relativeFrom="margin">
+              <wp14:pctWidth>0</wp14:pctWidth>
+            </wp14:sizeRelH>
+            <wp14:sizeRelV relativeFrom="margin">
+              <wp14:pctHeight>0</wp14:pctHeight>
+            </wp14:sizeRelV>
+          </wp:anchor>
+        </w:drawing>
+      </w:r>
+      <w:r>
+        <w:t>CREACIÓN DE LA MV</w:t>
+      </w:r>
+      <w:r>
+        <w:t>:</w:t>
+      </w:r>
+      <w:bookmarkEnd w:id="0"/>
+    </w:p>
+    <w:p/>
+    <w:p/>
+    <w:p/>
+    <w:p/>
+    <w:p/>
+    <w:p/>
+    <w:p/>
+    <w:p/>
+    <w:p>
+      <w:pPr>
+        <w:pStyle w:val="Ttulo1"/>
+        <w:numPr>
+          <w:ilvl w:val="0"/>
+          <w:numId w:val="1"/>
+        </w:numPr>
+      </w:pPr>
+      <w:bookmarkStart w:id="1" w:name="_Toc240738333"/>
+      <w:r>
+        <w:t>CARPETA COMPARTIDA:</w:t>
+      </w:r>
+      <w:bookmarkEnd w:id="1"/>
+    </w:p>
+    <w:p>
+      <w:r>
+        <w:rPr>
+          <w:noProof/>
+        </w:rPr>
+        <w:drawing>
+          <wp:anchor distT="0" distB="0" distL="114300" distR="114300" simplePos="0" relativeHeight="251667456" behindDoc="0" locked="0" layoutInCell="1" allowOverlap="1" wp14:anchorId="6580F2D3" wp14:editId="51BA2C71">
+            <wp:simplePos x="0" y="0"/>
+            <wp:positionH relativeFrom="margin">
+              <wp:posOffset>3278505</wp:posOffset>
+            </wp:positionH>
+            <wp:positionV relativeFrom="margin">
+              <wp:posOffset>3032125</wp:posOffset>
+            </wp:positionV>
+            <wp:extent cx="2616200" cy="1931670"/>
+            <wp:effectExtent l="0" t="0" r="0" b="0"/>
+            <wp:wrapSquare wrapText="bothSides"/>
+            <wp:docPr id="1216049795" name="Imagen 1"/>
+            <wp:cNvGraphicFramePr>
+              <a:graphicFrameLocks xmlns:a="http://schemas.openxmlformats.org/drawingml/2006/main" noChangeAspect="1"/>
+            </wp:cNvGraphicFramePr>
+            <a:graphic xmlns:a="http://schemas.openxmlformats.org/drawingml/2006/main">
+              <a:graphicData uri="http://schemas.openxmlformats.org/drawingml/2006/picture">
+                <pic:pic xmlns:pic="http://schemas.openxmlformats.org/drawingml/2006/picture">
+                  <pic:nvPicPr>
+                    <pic:cNvPr id="1216049795" name=""/>
+                    <pic:cNvPicPr/>
+                  </pic:nvPicPr>
+                  <pic:blipFill>
+                    <a:blip r:embed="rId11" cstate="print">
+                      <a:extLst>
+                        <a:ext uri="{28A0092B-C50C-407E-A947-70E740481C1C}">
+                          <a14:useLocalDpi xmlns:a14="http://schemas.microsoft.com/office/drawing/2010/main" val="0"/>
+                        </a:ext>
+                      </a:extLst>
+                    </a:blip>
+                    <a:stretch>
+                      <a:fillRect/>
+                    </a:stretch>
+                  </pic:blipFill>
+                  <pic:spPr>
+                    <a:xfrm>
+                      <a:off x="0" y="0"/>
+                      <a:ext cx="2616200" cy="1931670"/>
+                    </a:xfrm>
+                    <a:prstGeom prst="rect">
+                      <a:avLst/>
+                    </a:prstGeom>
+                  </pic:spPr>
+                </pic:pic>
+              </a:graphicData>
+            </a:graphic>
+            <wp14:sizeRelH relativeFrom="margin">
+              <wp14:pctWidth>0</wp14:pctWidth>
+            </wp14:sizeRelH>
+            <wp14:sizeRelV relativeFrom="margin">
+              <wp14:pctHeight>0</wp14:pctHeight>
+            </wp14:sizeRelV>
+          </wp:anchor>
+        </w:drawing>
+      </w:r>
+    </w:p>
+    <w:p>
+      <w:pPr>
+        <w:ind w:left="360"/>
+      </w:pPr>
+    </w:p>
+    <w:p/>
+    <w:p/>
+    <w:p/>
+    <w:p/>
+    <w:p/>
+    <w:p/>
+    <w:p>
+      <w:pPr>
+        <w:pStyle w:val="Ttulo1"/>
+        <w:numPr>
+          <w:ilvl w:val="0"/>
+          <w:numId w:val="1"/>
+        </w:numPr>
+      </w:pPr>
+      <w:bookmarkStart w:id="2" w:name="_Toc240738334"/>
+      <w:r>
+        <w:t>INSTALACIÓN Y ACTIVACIÓN DE XAMPP</w:t>
+      </w:r>
+      <w:bookmarkEnd w:id="2"/>
+    </w:p>
+    <w:p/>
+    <w:p>
+      <w:r>
+        <w:rPr>
+          <w:noProof/>
+        </w:rPr>
+        <w:drawing>
+          <wp:anchor distT="0" distB="0" distL="114300" distR="114300" simplePos="0" relativeHeight="251668480" behindDoc="0" locked="0" layoutInCell="1" allowOverlap="1" wp14:anchorId="268A27C4" wp14:editId="0EE0661D">
+            <wp:simplePos x="0" y="0"/>
+            <wp:positionH relativeFrom="margin">
+              <wp:posOffset>3308985</wp:posOffset>
+            </wp:positionH>
+            <wp:positionV relativeFrom="margin">
+              <wp:posOffset>5775325</wp:posOffset>
+            </wp:positionV>
+            <wp:extent cx="2498725" cy="1901825"/>
+            <wp:effectExtent l="0" t="0" r="0" b="3175"/>
+            <wp:wrapSquare wrapText="bothSides"/>
+            <wp:docPr id="1147233579" name="Imagen 1"/>
+            <wp:cNvGraphicFramePr>
+              <a:graphicFrameLocks xmlns:a="http://schemas.openxmlformats.org/drawingml/2006/main" noChangeAspect="1"/>
+            </wp:cNvGraphicFramePr>
+            <a:graphic xmlns:a="http://schemas.openxmlformats.org/drawingml/2006/main">
+              <a:graphicData uri="http://schemas.openxmlformats.org/drawingml/2006/picture">
+                <pic:pic xmlns:pic="http://schemas.openxmlformats.org/drawingml/2006/picture">
+                  <pic:nvPicPr>
+                    <pic:cNvPr id="1147233579" name=""/>
+                    <pic:cNvPicPr/>
+                  </pic:nvPicPr>
+                  <pic:blipFill>
+                    <a:blip r:embed="rId12" cstate="print">
+                      <a:extLst>
+                        <a:ext uri="{28A0092B-C50C-407E-A947-70E740481C1C}">
+                          <a14:useLocalDpi xmlns:a14="http://schemas.microsoft.com/office/drawing/2010/main" val="0"/>
+                        </a:ext>
+                      </a:extLst>
+                    </a:blip>
+                    <a:stretch>
+                      <a:fillRect/>
+                    </a:stretch>
+                  </pic:blipFill>
+                  <pic:spPr>
+                    <a:xfrm>
+                      <a:off x="0" y="0"/>
+                      <a:ext cx="2498725" cy="1901825"/>
+                    </a:xfrm>
+                    <a:prstGeom prst="rect">
+                      <a:avLst/>
+                    </a:prstGeom>
+                  </pic:spPr>
+                </pic:pic>
+              </a:graphicData>
+            </a:graphic>
+            <wp14:sizeRelH relativeFrom="margin">
+              <wp14:pctWidth>0</wp14:pctWidth>
+            </wp14:sizeRelH>
+            <wp14:sizeRelV relativeFrom="margin">
+              <wp14:pctHeight>0</wp14:pctHeight>
+            </wp14:sizeRelV>
+          </wp:anchor>
+        </w:drawing>
+      </w:r>
+    </w:p>
+    <w:p/>
+    <w:p/>
+    <w:p/>
+    <w:p/>
+    <w:p/>
+    <w:p/>
+    <w:p/>
+    <w:p/>
+    <w:p/>
+    <w:p>
+      <w:pPr>
+        <w:pStyle w:val="Ttulo1"/>
+        <w:numPr>
+          <w:ilvl w:val="0"/>
+          <w:numId w:val="1"/>
+        </w:numPr>
+      </w:pPr>
+      <w:bookmarkStart w:id="3" w:name="_Toc240738335"/>
+      <w:r>
+        <w:lastRenderedPageBreak/>
+        <w:t>FUNCIONAMIENTO DE APACHE</w:t>
+      </w:r>
+      <w:bookmarkEnd w:id="3"/>
+    </w:p>
+    <w:p>
+      <w:r>
+        <w:rPr>
+          <w:noProof/>
+        </w:rPr>
+        <w:drawing>
+          <wp:anchor distT="0" distB="0" distL="114300" distR="114300" simplePos="0" relativeHeight="251669504" behindDoc="0" locked="0" layoutInCell="1" allowOverlap="1" wp14:anchorId="220646BF" wp14:editId="645AEA6E">
+            <wp:simplePos x="0" y="0"/>
+            <wp:positionH relativeFrom="margin">
+              <wp:posOffset>3857625</wp:posOffset>
+            </wp:positionH>
+            <wp:positionV relativeFrom="margin">
+              <wp:posOffset>395605</wp:posOffset>
+            </wp:positionV>
+            <wp:extent cx="2018665" cy="1953260"/>
+            <wp:effectExtent l="0" t="0" r="635" b="8890"/>
+            <wp:wrapSquare wrapText="bothSides"/>
+            <wp:docPr id="112704984" name="Imagen 1"/>
+            <wp:cNvGraphicFramePr>
+              <a:graphicFrameLocks xmlns:a="http://schemas.openxmlformats.org/drawingml/2006/main" noChangeAspect="1"/>
+            </wp:cNvGraphicFramePr>
+            <a:graphic xmlns:a="http://schemas.openxmlformats.org/drawingml/2006/main">
+              <a:graphicData uri="http://schemas.openxmlformats.org/drawingml/2006/picture">
+                <pic:pic xmlns:pic="http://schemas.openxmlformats.org/drawingml/2006/picture">
+                  <pic:nvPicPr>
+                    <pic:cNvPr id="112704984" name=""/>
+                    <pic:cNvPicPr/>
+                  </pic:nvPicPr>
+                  <pic:blipFill>
+                    <a:blip r:embed="rId13" cstate="print">
+                      <a:extLst>
+                        <a:ext uri="{28A0092B-C50C-407E-A947-70E740481C1C}">
+                          <a14:useLocalDpi xmlns:a14="http://schemas.microsoft.com/office/drawing/2010/main" val="0"/>
+                        </a:ext>
+                      </a:extLst>
+                    </a:blip>
+                    <a:stretch>
+                      <a:fillRect/>
+                    </a:stretch>
+                  </pic:blipFill>
+                  <pic:spPr>
+                    <a:xfrm>
+                      <a:off x="0" y="0"/>
+                      <a:ext cx="2018665" cy="1953260"/>
+                    </a:xfrm>
+                    <a:prstGeom prst="rect">
+                      <a:avLst/>
+                    </a:prstGeom>
+                  </pic:spPr>
+                </pic:pic>
+              </a:graphicData>
+            </a:graphic>
+            <wp14:sizeRelH relativeFrom="margin">
+              <wp14:pctWidth>0</wp14:pctWidth>
+            </wp14:sizeRelH>
+            <wp14:sizeRelV relativeFrom="margin">
+              <wp14:pctHeight>0</wp14:pctHeight>
+            </wp14:sizeRelV>
+          </wp:anchor>
+        </w:drawing>
+      </w:r>
+    </w:p>
+    <w:p/>
+    <w:p/>
+    <w:p/>
+    <w:p/>
+    <w:p/>
+    <w:p/>
+    <w:p/>
+    <w:p>
+      <w:pPr>
+        <w:pStyle w:val="Ttulo1"/>
+        <w:numPr>
+          <w:ilvl w:val="0"/>
+          <w:numId w:val="1"/>
+        </w:numPr>
+      </w:pPr>
+      <w:bookmarkStart w:id="4" w:name="_Toc240738336"/>
+      <w:r>
+        <w:t>EDICIÓN DE CARPETA:</w:t>
+      </w:r>
+      <w:bookmarkEnd w:id="4"/>
+    </w:p>
+    <w:p>
+      <w:r>
+        <w:rPr>
+          <w:noProof/>
+        </w:rPr>
+        <w:drawing>
+          <wp:anchor distT="0" distB="0" distL="114300" distR="114300" simplePos="0" relativeHeight="251670528" behindDoc="0" locked="0" layoutInCell="1" allowOverlap="1" wp14:anchorId="7589BEF7" wp14:editId="3E5441A1">
+            <wp:simplePos x="0" y="0"/>
+            <wp:positionH relativeFrom="margin">
+              <wp:posOffset>3277870</wp:posOffset>
+            </wp:positionH>
+            <wp:positionV relativeFrom="margin">
+              <wp:posOffset>2893695</wp:posOffset>
+            </wp:positionV>
+            <wp:extent cx="2720576" cy="586791"/>
+            <wp:effectExtent l="0" t="0" r="3810" b="3810"/>
+            <wp:wrapSquare wrapText="bothSides"/>
+            <wp:docPr id="1472691522" name="Imagen 1"/>
+            <wp:cNvGraphicFramePr>
+              <a:graphicFrameLocks xmlns:a="http://schemas.openxmlformats.org/drawingml/2006/main" noChangeAspect="1"/>
+            </wp:cNvGraphicFramePr>
+            <a:graphic xmlns:a="http://schemas.openxmlformats.org/drawingml/2006/main">
+              <a:graphicData uri="http://schemas.openxmlformats.org/drawingml/2006/picture">
+                <pic:pic xmlns:pic="http://schemas.openxmlformats.org/drawingml/2006/picture">
+                  <pic:nvPicPr>
+                    <pic:cNvPr id="1472691522" name=""/>
+                    <pic:cNvPicPr/>
+                  </pic:nvPicPr>
+                  <pic:blipFill>
+                    <a:blip r:embed="rId14">
+                      <a:extLst>
+                        <a:ext uri="{28A0092B-C50C-407E-A947-70E740481C1C}">
+                          <a14:useLocalDpi xmlns:a14="http://schemas.microsoft.com/office/drawing/2010/main" val="0"/>
+                        </a:ext>
+                      </a:extLst>
+                    </a:blip>
+                    <a:stretch>
+                      <a:fillRect/>
+                    </a:stretch>
+                  </pic:blipFill>
+                  <pic:spPr>
+                    <a:xfrm>
+                      <a:off x="0" y="0"/>
+                      <a:ext cx="2720576" cy="586791"/>
                     </a:xfrm>
                     <a:prstGeom prst="rect">
                       <a:avLst/>
@@ -934,14 +2552,6 @@
     </w:p>
     <w:p/>
     <w:p/>
-    <w:p/>
-    <w:p/>
-    <w:p/>
-    <w:p/>
-    <w:p/>
-    <w:p/>
-    <w:p/>
-    <w:p/>
     <w:p>
       <w:pPr>
         <w:pStyle w:val="Ttulo1"/>
@@ -950,11 +2560,867 @@
           <w:numId w:val="1"/>
         </w:numPr>
       </w:pPr>
-      <w:bookmarkStart w:id="1" w:name="_GoBack"/>
-      <w:bookmarkEnd w:id="1"/>
+      <w:bookmarkStart w:id="5" w:name="_Toc240738337"/>
+      <w:r>
+        <w:t>CREACIÓN DE BASE DE DATOS:</w:t>
+      </w:r>
+      <w:bookmarkEnd w:id="5"/>
+    </w:p>
+    <w:p>
+      <w:r>
+        <w:rPr>
+          <w:noProof/>
+        </w:rPr>
+        <w:drawing>
+          <wp:anchor distT="0" distB="0" distL="114300" distR="114300" simplePos="0" relativeHeight="251671552" behindDoc="0" locked="0" layoutInCell="1" allowOverlap="1" wp14:anchorId="19570587" wp14:editId="46D494BD">
+            <wp:simplePos x="0" y="0"/>
+            <wp:positionH relativeFrom="margin">
+              <wp:posOffset>2867025</wp:posOffset>
+            </wp:positionH>
+            <wp:positionV relativeFrom="margin">
+              <wp:posOffset>4114165</wp:posOffset>
+            </wp:positionV>
+            <wp:extent cx="3030220" cy="2134870"/>
+            <wp:effectExtent l="0" t="0" r="0" b="0"/>
+            <wp:wrapSquare wrapText="bothSides"/>
+            <wp:docPr id="721000705" name="Imagen 1"/>
+            <wp:cNvGraphicFramePr>
+              <a:graphicFrameLocks xmlns:a="http://schemas.openxmlformats.org/drawingml/2006/main" noChangeAspect="1"/>
+            </wp:cNvGraphicFramePr>
+            <a:graphic xmlns:a="http://schemas.openxmlformats.org/drawingml/2006/main">
+              <a:graphicData uri="http://schemas.openxmlformats.org/drawingml/2006/picture">
+                <pic:pic xmlns:pic="http://schemas.openxmlformats.org/drawingml/2006/picture">
+                  <pic:nvPicPr>
+                    <pic:cNvPr id="721000705" name=""/>
+                    <pic:cNvPicPr/>
+                  </pic:nvPicPr>
+                  <pic:blipFill>
+                    <a:blip r:embed="rId15" cstate="print">
+                      <a:extLst>
+                        <a:ext uri="{28A0092B-C50C-407E-A947-70E740481C1C}">
+                          <a14:useLocalDpi xmlns:a14="http://schemas.microsoft.com/office/drawing/2010/main" val="0"/>
+                        </a:ext>
+                      </a:extLst>
+                    </a:blip>
+                    <a:stretch>
+                      <a:fillRect/>
+                    </a:stretch>
+                  </pic:blipFill>
+                  <pic:spPr>
+                    <a:xfrm>
+                      <a:off x="0" y="0"/>
+                      <a:ext cx="3030220" cy="2134870"/>
+                    </a:xfrm>
+                    <a:prstGeom prst="rect">
+                      <a:avLst/>
+                    </a:prstGeom>
+                  </pic:spPr>
+                </pic:pic>
+              </a:graphicData>
+            </a:graphic>
+            <wp14:sizeRelH relativeFrom="margin">
+              <wp14:pctWidth>0</wp14:pctWidth>
+            </wp14:sizeRelH>
+            <wp14:sizeRelV relativeFrom="margin">
+              <wp14:pctHeight>0</wp14:pctHeight>
+            </wp14:sizeRelV>
+          </wp:anchor>
+        </w:drawing>
+      </w:r>
+    </w:p>
+    <w:p/>
+    <w:p/>
+    <w:p/>
+    <w:p/>
+    <w:p/>
+    <w:p/>
+    <w:p/>
+    <w:p/>
+    <w:p/>
+    <w:p>
+      <w:pPr>
+        <w:pStyle w:val="Ttulo1"/>
+        <w:numPr>
+          <w:ilvl w:val="0"/>
+          <w:numId w:val="1"/>
+        </w:numPr>
+      </w:pPr>
+      <w:bookmarkStart w:id="6" w:name="_Toc240738338"/>
+      <w:r>
+        <w:t>INSTALACIÓN DE WORDPRESS:</w:t>
+      </w:r>
+      <w:bookmarkEnd w:id="6"/>
+    </w:p>
+    <w:p>
+      <w:r>
+        <w:rPr>
+          <w:noProof/>
+        </w:rPr>
+        <w:drawing>
+          <wp:anchor distT="0" distB="0" distL="114300" distR="114300" simplePos="0" relativeHeight="251672576" behindDoc="0" locked="0" layoutInCell="1" allowOverlap="1" wp14:anchorId="0B8E50B7" wp14:editId="013AC642">
+            <wp:simplePos x="0" y="0"/>
+            <wp:positionH relativeFrom="margin">
+              <wp:align>right</wp:align>
+            </wp:positionH>
+            <wp:positionV relativeFrom="margin">
+              <wp:posOffset>7230110</wp:posOffset>
+            </wp:positionV>
+            <wp:extent cx="2236470" cy="1954530"/>
+            <wp:effectExtent l="0" t="0" r="0" b="7620"/>
+            <wp:wrapSquare wrapText="bothSides"/>
+            <wp:docPr id="1751360384" name="Imagen 1"/>
+            <wp:cNvGraphicFramePr>
+              <a:graphicFrameLocks xmlns:a="http://schemas.openxmlformats.org/drawingml/2006/main" noChangeAspect="1"/>
+            </wp:cNvGraphicFramePr>
+            <a:graphic xmlns:a="http://schemas.openxmlformats.org/drawingml/2006/main">
+              <a:graphicData uri="http://schemas.openxmlformats.org/drawingml/2006/picture">
+                <pic:pic xmlns:pic="http://schemas.openxmlformats.org/drawingml/2006/picture">
+                  <pic:nvPicPr>
+                    <pic:cNvPr id="1751360384" name=""/>
+                    <pic:cNvPicPr/>
+                  </pic:nvPicPr>
+                  <pic:blipFill>
+                    <a:blip r:embed="rId16" cstate="print">
+                      <a:extLst>
+                        <a:ext uri="{28A0092B-C50C-407E-A947-70E740481C1C}">
+                          <a14:useLocalDpi xmlns:a14="http://schemas.microsoft.com/office/drawing/2010/main" val="0"/>
+                        </a:ext>
+                      </a:extLst>
+                    </a:blip>
+                    <a:stretch>
+                      <a:fillRect/>
+                    </a:stretch>
+                  </pic:blipFill>
+                  <pic:spPr>
+                    <a:xfrm>
+                      <a:off x="0" y="0"/>
+                      <a:ext cx="2236470" cy="1954530"/>
+                    </a:xfrm>
+                    <a:prstGeom prst="rect">
+                      <a:avLst/>
+                    </a:prstGeom>
+                  </pic:spPr>
+                </pic:pic>
+              </a:graphicData>
+            </a:graphic>
+            <wp14:sizeRelH relativeFrom="margin">
+              <wp14:pctWidth>0</wp14:pctWidth>
+            </wp14:sizeRelH>
+            <wp14:sizeRelV relativeFrom="margin">
+              <wp14:pctHeight>0</wp14:pctHeight>
+            </wp14:sizeRelV>
+          </wp:anchor>
+        </w:drawing>
+      </w:r>
+    </w:p>
+    <w:p/>
+    <w:p/>
+    <w:p/>
+    <w:p/>
+    <w:p/>
+    <w:p>
+      <w:pPr>
+        <w:pStyle w:val="Ttulo1"/>
+        <w:numPr>
+          <w:ilvl w:val="0"/>
+          <w:numId w:val="1"/>
+        </w:numPr>
+      </w:pPr>
+      <w:bookmarkStart w:id="7" w:name="_Toc240738339"/>
+      <w:r>
+        <w:lastRenderedPageBreak/>
+        <w:t>CREACIÓN DE DOS PÁGINAS</w:t>
+      </w:r>
+      <w:r>
+        <w:t>:</w:t>
+      </w:r>
+      <w:bookmarkEnd w:id="7"/>
+    </w:p>
+    <w:p>
+      <w:r>
+        <w:rPr>
+          <w:noProof/>
+        </w:rPr>
+        <w:drawing>
+          <wp:inline distT="0" distB="0" distL="0" distR="0" wp14:anchorId="0AAD9FB9" wp14:editId="6A778D31">
+            <wp:extent cx="4546600" cy="1737054"/>
+            <wp:effectExtent l="0" t="0" r="6350" b="0"/>
+            <wp:docPr id="498200158" name="Imagen 1"/>
+            <wp:cNvGraphicFramePr>
+              <a:graphicFrameLocks xmlns:a="http://schemas.openxmlformats.org/drawingml/2006/main" noChangeAspect="1"/>
+            </wp:cNvGraphicFramePr>
+            <a:graphic xmlns:a="http://schemas.openxmlformats.org/drawingml/2006/main">
+              <a:graphicData uri="http://schemas.openxmlformats.org/drawingml/2006/picture">
+                <pic:pic xmlns:pic="http://schemas.openxmlformats.org/drawingml/2006/picture">
+                  <pic:nvPicPr>
+                    <pic:cNvPr id="498200158" name=""/>
+                    <pic:cNvPicPr/>
+                  </pic:nvPicPr>
+                  <pic:blipFill>
+                    <a:blip r:embed="rId17"/>
+                    <a:stretch>
+                      <a:fillRect/>
+                    </a:stretch>
+                  </pic:blipFill>
+                  <pic:spPr>
+                    <a:xfrm>
+                      <a:off x="0" y="0"/>
+                      <a:ext cx="4550823" cy="1738667"/>
+                    </a:xfrm>
+                    <a:prstGeom prst="rect">
+                      <a:avLst/>
+                    </a:prstGeom>
+                  </pic:spPr>
+                </pic:pic>
+              </a:graphicData>
+            </a:graphic>
+          </wp:inline>
+        </w:drawing>
+      </w:r>
+    </w:p>
+    <w:p/>
+    <w:p>
+      <w:pPr>
+        <w:pStyle w:val="Ttulo1"/>
+        <w:numPr>
+          <w:ilvl w:val="0"/>
+          <w:numId w:val="1"/>
+        </w:numPr>
+      </w:pPr>
+      <w:bookmarkStart w:id="8" w:name="_Toc240738340"/>
+      <w:r>
+        <w:t>C</w:t>
+      </w:r>
+      <w:r>
+        <w:t>ONTEXTO</w:t>
+      </w:r>
+      <w:r>
+        <w:t>:</w:t>
+      </w:r>
+      <w:bookmarkEnd w:id="8"/>
+    </w:p>
+    <w:p>
+      <w:pPr>
+        <w:jc w:val="both"/>
+        <w:rPr>
+          <w:rFonts w:asciiTheme="majorHAnsi" w:hAnsiTheme="majorHAnsi" w:cstheme="majorHAnsi"/>
+          <w:sz w:val="24"/>
+          <w:szCs w:val="24"/>
+        </w:rPr>
+      </w:pPr>
+      <w:r>
+        <w:rPr>
+          <w:rFonts w:asciiTheme="majorHAnsi" w:hAnsiTheme="majorHAnsi" w:cstheme="majorHAnsi"/>
+          <w:sz w:val="24"/>
+          <w:szCs w:val="24"/>
+        </w:rPr>
+        <w:t xml:space="preserve">Para este proyecto quise dar continuidad al trabajo de asignaturas anteriores. En DIW con Pablo creé la marca de autos voladores NÉBULA, luego profundicé en la idea en Computación en la Nube, y en esta práctica la materialicé creando su web oficial en WordPress. </w:t>
+      </w:r>
+      <w:r>
+        <w:rPr>
+          <w:rFonts w:asciiTheme="majorHAnsi" w:hAnsiTheme="majorHAnsi" w:cstheme="majorHAnsi"/>
+          <w:b/>
+          <w:bCs/>
+          <w:sz w:val="24"/>
+          <w:szCs w:val="24"/>
+          <w:u w:val="single"/>
+        </w:rPr>
+        <w:t>Todas las ideas de este proyecto son originales mías</w:t>
+      </w:r>
+      <w:r>
+        <w:rPr>
+          <w:rFonts w:asciiTheme="majorHAnsi" w:hAnsiTheme="majorHAnsi" w:cstheme="majorHAnsi"/>
+          <w:sz w:val="24"/>
+          <w:szCs w:val="24"/>
+        </w:rPr>
+        <w:t>, simplemente externe lo que quería a la IA para que me ayudara con imágenes, banners, y organización de mis ideas.</w:t>
+      </w:r>
+    </w:p>
+    <w:p>
+      <w:pPr>
+        <w:jc w:val="both"/>
+        <w:rPr>
+          <w:rFonts w:asciiTheme="majorHAnsi" w:hAnsiTheme="majorHAnsi" w:cstheme="majorHAnsi"/>
+          <w:b/>
+          <w:bCs/>
+          <w:sz w:val="24"/>
+          <w:szCs w:val="24"/>
+        </w:rPr>
+      </w:pPr>
+      <w:r>
+        <w:rPr>
+          <w:rFonts w:asciiTheme="majorHAnsi" w:hAnsiTheme="majorHAnsi" w:cstheme="majorHAnsi"/>
+          <w:b/>
+          <w:bCs/>
+          <w:sz w:val="24"/>
+          <w:szCs w:val="24"/>
+        </w:rPr>
+        <w:t>El sitio web está compuesto por:</w:t>
+      </w:r>
+    </w:p>
+    <w:p>
+      <w:pPr>
+        <w:jc w:val="both"/>
+        <w:rPr>
+          <w:rFonts w:asciiTheme="majorHAnsi" w:hAnsiTheme="majorHAnsi" w:cstheme="majorHAnsi"/>
+          <w:sz w:val="24"/>
+          <w:szCs w:val="24"/>
+        </w:rPr>
+      </w:pPr>
+      <w:r>
+        <w:rPr>
+          <w:rFonts w:asciiTheme="majorHAnsi" w:hAnsiTheme="majorHAnsi" w:cstheme="majorHAnsi"/>
+          <w:b/>
+          <w:bCs/>
+          <w:color w:val="44546A" w:themeColor="text2"/>
+          <w:sz w:val="24"/>
+          <w:szCs w:val="24"/>
+        </w:rPr>
+        <w:t>Página principal (Home):</w:t>
+      </w:r>
+      <w:r>
+        <w:rPr>
+          <w:rFonts w:asciiTheme="majorHAnsi" w:hAnsiTheme="majorHAnsi" w:cstheme="majorHAnsi"/>
+          <w:color w:val="44546A" w:themeColor="text2"/>
+          <w:sz w:val="24"/>
+          <w:szCs w:val="24"/>
+        </w:rPr>
+        <w:t xml:space="preserve"> </w:t>
+      </w:r>
+      <w:r>
+        <w:rPr>
+          <w:rFonts w:asciiTheme="majorHAnsi" w:hAnsiTheme="majorHAnsi" w:cstheme="majorHAnsi"/>
+          <w:sz w:val="24"/>
+          <w:szCs w:val="24"/>
+        </w:rPr>
+        <w:t xml:space="preserve">Presenta la marca con un banner inmersivo, el isotipo corporativo, una promo comercial y tres bloques con sus ventajas clave (cero emisiones, rapidez y seguridad).   </w:t>
+      </w:r>
+    </w:p>
+    <w:p>
+      <w:pPr>
+        <w:jc w:val="both"/>
+        <w:rPr>
+          <w:rFonts w:asciiTheme="majorHAnsi" w:hAnsiTheme="majorHAnsi" w:cstheme="majorHAnsi"/>
+          <w:sz w:val="24"/>
+          <w:szCs w:val="24"/>
+        </w:rPr>
+      </w:pPr>
+      <w:r>
+        <w:rPr>
+          <w:rFonts w:asciiTheme="majorHAnsi" w:hAnsiTheme="majorHAnsi" w:cstheme="majorHAnsi"/>
+          <w:b/>
+          <w:bCs/>
+          <w:color w:val="44546A" w:themeColor="text2"/>
+          <w:sz w:val="24"/>
+          <w:szCs w:val="24"/>
+        </w:rPr>
+        <w:t>Página secundaria (Fleet &amp; Services):</w:t>
+      </w:r>
+      <w:r>
+        <w:rPr>
+          <w:rFonts w:asciiTheme="majorHAnsi" w:hAnsiTheme="majorHAnsi" w:cstheme="majorHAnsi"/>
+          <w:color w:val="44546A" w:themeColor="text2"/>
+          <w:sz w:val="24"/>
+          <w:szCs w:val="24"/>
+        </w:rPr>
+        <w:t xml:space="preserve"> </w:t>
+      </w:r>
+      <w:r>
+        <w:rPr>
+          <w:rFonts w:asciiTheme="majorHAnsi" w:hAnsiTheme="majorHAnsi" w:cstheme="majorHAnsi"/>
+          <w:sz w:val="24"/>
+          <w:szCs w:val="24"/>
+        </w:rPr>
+        <w:t xml:space="preserve">Muestra el catálogo de 3 vehículos (Pulse, Cruiser y Shuttle) con sus fichas técnicas, la infraestructura de vertipuertos de recarga (SkyPorts), una valla publicitaria y la tabla con los planes de precios.   </w:t>
+      </w:r>
+    </w:p>
+    <w:p>
+      <w:pPr>
+        <w:jc w:val="both"/>
+        <w:rPr>
+          <w:rFonts w:asciiTheme="majorHAnsi" w:hAnsiTheme="majorHAnsi" w:cstheme="majorHAnsi"/>
+          <w:sz w:val="24"/>
+          <w:szCs w:val="24"/>
+        </w:rPr>
+      </w:pPr>
+      <w:r>
+        <w:rPr>
+          <w:rFonts w:asciiTheme="majorHAnsi" w:hAnsiTheme="majorHAnsi" w:cstheme="majorHAnsi"/>
+          <w:b/>
+          <w:bCs/>
+          <w:color w:val="44546A" w:themeColor="text2"/>
+          <w:sz w:val="24"/>
+          <w:szCs w:val="24"/>
+        </w:rPr>
+        <w:t>Personalización:</w:t>
+      </w:r>
+      <w:r>
+        <w:rPr>
+          <w:rFonts w:asciiTheme="majorHAnsi" w:hAnsiTheme="majorHAnsi" w:cstheme="majorHAnsi"/>
+          <w:color w:val="44546A" w:themeColor="text2"/>
+          <w:sz w:val="24"/>
+          <w:szCs w:val="24"/>
+        </w:rPr>
+        <w:t xml:space="preserve"> </w:t>
+      </w:r>
+      <w:r>
+        <w:rPr>
+          <w:rFonts w:asciiTheme="majorHAnsi" w:hAnsiTheme="majorHAnsi" w:cstheme="majorHAnsi"/>
+          <w:sz w:val="24"/>
+          <w:szCs w:val="24"/>
+        </w:rPr>
+        <w:t xml:space="preserve">Adapté una plantilla en modo oscuro eliminando lo innecesario, integrando mis propias imágenes y fijando la portada estática desde los ajustes de WordPress.   </w:t>
+      </w:r>
+    </w:p>
+    <w:p/>
+    <w:p/>
+    <w:p/>
+    <w:p/>
+    <w:p/>
+    <w:p/>
+    <w:p/>
+    <w:p>
+      <w:pPr>
+        <w:pStyle w:val="Ttulo1"/>
+        <w:numPr>
+          <w:ilvl w:val="0"/>
+          <w:numId w:val="1"/>
+        </w:numPr>
+      </w:pPr>
+      <w:bookmarkStart w:id="9" w:name="_Toc240738341"/>
+      <w:r>
+        <w:lastRenderedPageBreak/>
+        <w:t>PÁGINA PRINCIPAL NÉBULA</w:t>
+      </w:r>
+      <w:r>
+        <w:t>:</w:t>
+      </w:r>
+      <w:bookmarkEnd w:id="9"/>
+    </w:p>
+    <w:p/>
+    <w:p>
+      <w:r>
+        <w:rPr>
+          <w:noProof/>
+        </w:rPr>
+        <w:drawing>
+          <wp:inline distT="0" distB="0" distL="0" distR="0" wp14:anchorId="03F63329" wp14:editId="45121EF8">
+            <wp:extent cx="5400040" cy="6215380"/>
+            <wp:effectExtent l="0" t="0" r="0" b="0"/>
+            <wp:docPr id="567702192" name="Imagen 12"/>
+            <wp:cNvGraphicFramePr>
+              <a:graphicFrameLocks xmlns:a="http://schemas.openxmlformats.org/drawingml/2006/main" noChangeAspect="1"/>
+            </wp:cNvGraphicFramePr>
+            <a:graphic xmlns:a="http://schemas.openxmlformats.org/drawingml/2006/main">
+              <a:graphicData uri="http://schemas.openxmlformats.org/drawingml/2006/picture">
+                <pic:pic xmlns:pic="http://schemas.openxmlformats.org/drawingml/2006/picture">
+                  <pic:nvPicPr>
+                    <pic:cNvPr id="567702192" name="Imagen 567702192"/>
+                    <pic:cNvPicPr/>
+                  </pic:nvPicPr>
+                  <pic:blipFill rotWithShape="1">
+                    <a:blip r:embed="rId18" cstate="print">
+                      <a:extLst>
+                        <a:ext uri="{28A0092B-C50C-407E-A947-70E740481C1C}">
+                          <a14:useLocalDpi xmlns:a14="http://schemas.microsoft.com/office/drawing/2010/main" val="0"/>
+                        </a:ext>
+                      </a:extLst>
+                    </a:blip>
+                    <a:srcRect t="2743"/>
+                    <a:stretch>
+                      <a:fillRect/>
+                    </a:stretch>
+                  </pic:blipFill>
+                  <pic:spPr bwMode="auto">
+                    <a:xfrm>
+                      <a:off x="0" y="0"/>
+                      <a:ext cx="5400040" cy="6215380"/>
+                    </a:xfrm>
+                    <a:prstGeom prst="rect">
+                      <a:avLst/>
+                    </a:prstGeom>
+                    <a:ln>
+                      <a:noFill/>
+                    </a:ln>
+                    <a:extLst>
+                      <a:ext uri="{53640926-AAD7-44D8-BBD7-CCE9431645EC}">
+                        <a14:shadowObscured xmlns:a14="http://schemas.microsoft.com/office/drawing/2010/main"/>
+                      </a:ext>
+                    </a:extLst>
+                  </pic:spPr>
+                </pic:pic>
+              </a:graphicData>
+            </a:graphic>
+          </wp:inline>
+        </w:drawing>
+      </w:r>
+    </w:p>
+    <w:p/>
+    <w:p/>
+    <w:p/>
+    <w:p/>
+    <w:p/>
+    <w:p/>
+    <w:p>
+      <w:pPr>
+        <w:pStyle w:val="Ttulo1"/>
+        <w:numPr>
+          <w:ilvl w:val="0"/>
+          <w:numId w:val="1"/>
+        </w:numPr>
+      </w:pPr>
+      <w:bookmarkStart w:id="10" w:name="_Toc240738342"/>
+      <w:r>
+        <w:lastRenderedPageBreak/>
+        <w:t>PÁGINA SECUNDARIA NÉBULA:</w:t>
+      </w:r>
+      <w:bookmarkEnd w:id="10"/>
+    </w:p>
+    <w:p>
+      <w:r>
+        <w:rPr>
+          <w:noProof/>
+        </w:rPr>
+        <w:drawing>
+          <wp:inline distT="0" distB="0" distL="0" distR="0" wp14:anchorId="09201AEE" wp14:editId="70F3690E">
+            <wp:extent cx="4862195" cy="8526780"/>
+            <wp:effectExtent l="0" t="0" r="0" b="7620"/>
+            <wp:docPr id="595402310" name="Imagen 13"/>
+            <wp:cNvGraphicFramePr>
+              <a:graphicFrameLocks xmlns:a="http://schemas.openxmlformats.org/drawingml/2006/main" noChangeAspect="1"/>
+            </wp:cNvGraphicFramePr>
+            <a:graphic xmlns:a="http://schemas.openxmlformats.org/drawingml/2006/main">
+              <a:graphicData uri="http://schemas.openxmlformats.org/drawingml/2006/picture">
+                <pic:pic xmlns:pic="http://schemas.openxmlformats.org/drawingml/2006/picture">
+                  <pic:nvPicPr>
+                    <pic:cNvPr id="595402310" name="Imagen 595402310"/>
+                    <pic:cNvPicPr/>
+                  </pic:nvPicPr>
+                  <pic:blipFill rotWithShape="1">
+                    <a:blip r:embed="rId19" cstate="print">
+                      <a:extLst>
+                        <a:ext uri="{28A0092B-C50C-407E-A947-70E740481C1C}">
+                          <a14:useLocalDpi xmlns:a14="http://schemas.microsoft.com/office/drawing/2010/main" val="0"/>
+                        </a:ext>
+                      </a:extLst>
+                    </a:blip>
+                    <a:srcRect t="2057" b="2057"/>
+                    <a:stretch>
+                      <a:fillRect/>
+                    </a:stretch>
+                  </pic:blipFill>
+                  <pic:spPr bwMode="auto">
+                    <a:xfrm>
+                      <a:off x="0" y="0"/>
+                      <a:ext cx="4862195" cy="8526780"/>
+                    </a:xfrm>
+                    <a:prstGeom prst="rect">
+                      <a:avLst/>
+                    </a:prstGeom>
+                    <a:ln>
+                      <a:noFill/>
+                    </a:ln>
+                    <a:extLst>
+                      <a:ext uri="{53640926-AAD7-44D8-BBD7-CCE9431645EC}">
+                        <a14:shadowObscured xmlns:a14="http://schemas.microsoft.com/office/drawing/2010/main"/>
+                      </a:ext>
+                    </a:extLst>
+                  </pic:spPr>
+                </pic:pic>
+              </a:graphicData>
+            </a:graphic>
+          </wp:inline>
+        </w:drawing>
+      </w:r>
+    </w:p>
+    <w:p>
+      <w:pPr>
+        <w:pStyle w:val="Ttulo1"/>
+        <w:numPr>
+          <w:ilvl w:val="0"/>
+          <w:numId w:val="1"/>
+        </w:numPr>
+      </w:pPr>
+      <w:bookmarkStart w:id="11" w:name="_Toc240738343"/>
+      <w:r>
+        <w:lastRenderedPageBreak/>
+        <w:t>WORDPRESS:</w:t>
+      </w:r>
+      <w:bookmarkEnd w:id="11"/>
+    </w:p>
+    <w:p>
+      <w:r>
+        <w:t>Biblioteca de medios con imágenes creadas con GEMINI.</w:t>
+      </w:r>
+    </w:p>
+    <w:p>
+      <w:r>
+        <w:rPr>
+          <w:noProof/>
+        </w:rPr>
+        <w:drawing>
+          <wp:inline distT="0" distB="0" distL="0" distR="0" wp14:anchorId="10C50033" wp14:editId="2F9A8A53">
+            <wp:extent cx="5400040" cy="1882140"/>
+            <wp:effectExtent l="0" t="0" r="0" b="3810"/>
+            <wp:docPr id="58806964" name="Imagen 1"/>
+            <wp:cNvGraphicFramePr>
+              <a:graphicFrameLocks xmlns:a="http://schemas.openxmlformats.org/drawingml/2006/main" noChangeAspect="1"/>
+            </wp:cNvGraphicFramePr>
+            <a:graphic xmlns:a="http://schemas.openxmlformats.org/drawingml/2006/main">
+              <a:graphicData uri="http://schemas.openxmlformats.org/drawingml/2006/picture">
+                <pic:pic xmlns:pic="http://schemas.openxmlformats.org/drawingml/2006/picture">
+                  <pic:nvPicPr>
+                    <pic:cNvPr id="58806964" name=""/>
+                    <pic:cNvPicPr/>
+                  </pic:nvPicPr>
+                  <pic:blipFill>
+                    <a:blip r:embed="rId20"/>
+                    <a:stretch>
+                      <a:fillRect/>
+                    </a:stretch>
+                  </pic:blipFill>
+                  <pic:spPr>
+                    <a:xfrm>
+                      <a:off x="0" y="0"/>
+                      <a:ext cx="5400040" cy="1882140"/>
+                    </a:xfrm>
+                    <a:prstGeom prst="rect">
+                      <a:avLst/>
+                    </a:prstGeom>
+                  </pic:spPr>
+                </pic:pic>
+              </a:graphicData>
+            </a:graphic>
+          </wp:inline>
+        </w:drawing>
+      </w:r>
+    </w:p>
+    <w:p/>
+    <w:p>
+      <w:r>
+        <w:t>Panel:</w:t>
+      </w:r>
+    </w:p>
+    <w:p>
+      <w:r>
+        <w:rPr>
+          <w:noProof/>
+        </w:rPr>
+        <w:drawing>
+          <wp:inline distT="0" distB="0" distL="0" distR="0" wp14:anchorId="48FE1065" wp14:editId="00AE761A">
+            <wp:extent cx="5400040" cy="2576195"/>
+            <wp:effectExtent l="0" t="0" r="0" b="0"/>
+            <wp:docPr id="1555234157" name="Imagen 1"/>
+            <wp:cNvGraphicFramePr>
+              <a:graphicFrameLocks xmlns:a="http://schemas.openxmlformats.org/drawingml/2006/main" noChangeAspect="1"/>
+            </wp:cNvGraphicFramePr>
+            <a:graphic xmlns:a="http://schemas.openxmlformats.org/drawingml/2006/main">
+              <a:graphicData uri="http://schemas.openxmlformats.org/drawingml/2006/picture">
+                <pic:pic xmlns:pic="http://schemas.openxmlformats.org/drawingml/2006/picture">
+                  <pic:nvPicPr>
+                    <pic:cNvPr id="1555234157" name=""/>
+                    <pic:cNvPicPr/>
+                  </pic:nvPicPr>
+                  <pic:blipFill>
+                    <a:blip r:embed="rId21"/>
+                    <a:stretch>
+                      <a:fillRect/>
+                    </a:stretch>
+                  </pic:blipFill>
+                  <pic:spPr>
+                    <a:xfrm>
+                      <a:off x="0" y="0"/>
+                      <a:ext cx="5400040" cy="2576195"/>
+                    </a:xfrm>
+                    <a:prstGeom prst="rect">
+                      <a:avLst/>
+                    </a:prstGeom>
+                  </pic:spPr>
+                </pic:pic>
+              </a:graphicData>
+            </a:graphic>
+          </wp:inline>
+        </w:drawing>
+      </w:r>
+    </w:p>
+    <w:p/>
+    <w:p/>
+    <w:p/>
+    <w:p/>
+    <w:p/>
+    <w:p/>
+    <w:p/>
+    <w:p/>
+    <w:p/>
+    <w:p/>
+    <w:p>
+      <w:pPr>
+        <w:pStyle w:val="Ttulo1"/>
+        <w:numPr>
+          <w:ilvl w:val="0"/>
+          <w:numId w:val="1"/>
+        </w:numPr>
+      </w:pPr>
+      <w:bookmarkStart w:id="12" w:name="_Toc240738344"/>
+      <w:r>
+        <w:lastRenderedPageBreak/>
+        <w:t>INVESTIGACIÓN:</w:t>
+      </w:r>
+      <w:bookmarkEnd w:id="12"/>
+    </w:p>
+    <w:p>
+      <w:pPr>
+        <w:pStyle w:val="Ttulo4"/>
+        <w:jc w:val="both"/>
+        <w:rPr>
+          <w:rFonts w:cstheme="majorHAnsi"/>
+          <w:b/>
+          <w:bCs/>
+          <w:i w:val="0"/>
+          <w:iCs w:val="0"/>
+          <w:sz w:val="24"/>
+          <w:szCs w:val="24"/>
+        </w:rPr>
+      </w:pPr>
+      <w:r>
+        <w:rPr>
+          <w:rFonts w:cstheme="majorHAnsi"/>
+          <w:b/>
+          <w:bCs/>
+          <w:i w:val="0"/>
+          <w:iCs w:val="0"/>
+          <w:sz w:val="24"/>
+          <w:szCs w:val="24"/>
+        </w:rPr>
+        <w:t>a. ¿Por qué un gestor de contenido necesita una base de datos?</w:t>
+      </w:r>
+    </w:p>
+    <w:p>
+      <w:pPr>
+        <w:pStyle w:val="NormalWeb"/>
+        <w:jc w:val="both"/>
+        <w:rPr>
+          <w:rFonts w:asciiTheme="majorHAnsi" w:hAnsiTheme="majorHAnsi" w:cstheme="majorHAnsi"/>
+          <w:b/>
+          <w:bCs/>
+          <w:color w:val="595959" w:themeColor="text1" w:themeTint="A6"/>
+        </w:rPr>
+      </w:pPr>
+      <w:r>
+        <w:rPr>
+          <w:rFonts w:asciiTheme="majorHAnsi" w:hAnsiTheme="majorHAnsi" w:cstheme="majorHAnsi"/>
+          <w:b/>
+          <w:bCs/>
+          <w:color w:val="595959" w:themeColor="text1" w:themeTint="A6"/>
+        </w:rPr>
+        <w:t>Según estuve investigando y vi durante la práctica, un CMS necesita una base de datos para guardar todo el contenido dinámico por separado: textos, usuarios, contraseñas y ajustes. De este modo, no se crean archivos fijos a mano, sino que el sistema consulta la información y arma la página al momento.</w:t>
+      </w:r>
+    </w:p>
+    <w:p>
+      <w:pPr>
+        <w:pStyle w:val="Ttulo4"/>
+        <w:jc w:val="both"/>
+        <w:rPr>
+          <w:rFonts w:cstheme="majorHAnsi"/>
+          <w:b/>
+          <w:bCs/>
+          <w:i w:val="0"/>
+          <w:iCs w:val="0"/>
+          <w:sz w:val="24"/>
+          <w:szCs w:val="24"/>
+        </w:rPr>
+      </w:pPr>
+      <w:r>
+        <w:rPr>
+          <w:rFonts w:cstheme="majorHAnsi"/>
+          <w:b/>
+          <w:bCs/>
+          <w:i w:val="0"/>
+          <w:iCs w:val="0"/>
+          <w:sz w:val="24"/>
+          <w:szCs w:val="24"/>
+        </w:rPr>
+        <w:t>b. ¿Qué más podemos hacer con XAMPP? Por favor, proporciona un ejemplo</w:t>
+      </w:r>
+    </w:p>
+    <w:p>
+      <w:pPr>
+        <w:pStyle w:val="NormalWeb"/>
+        <w:jc w:val="both"/>
+        <w:rPr>
+          <w:rFonts w:asciiTheme="majorHAnsi" w:hAnsiTheme="majorHAnsi" w:cstheme="majorHAnsi"/>
+          <w:b/>
+          <w:bCs/>
+          <w:color w:val="595959" w:themeColor="text1" w:themeTint="A6"/>
+        </w:rPr>
+      </w:pPr>
+      <w:r>
+        <w:rPr>
+          <w:rFonts w:asciiTheme="majorHAnsi" w:hAnsiTheme="majorHAnsi" w:cstheme="majorHAnsi"/>
+          <w:b/>
+          <w:bCs/>
+          <w:color w:val="595959" w:themeColor="text1" w:themeTint="A6"/>
+        </w:rPr>
+        <w:t>Por lo que pude consultar, XAMPP no solo sirve para alojar webs con Apache y bases de datos. También incluye herramientas para montar servidores de correo o transferir archivos por FTP. Por ejemplo, podemos activar su servidor FileZilla para subir y gestionar archivos del proyecto mediante un cliente FTP local.</w:t>
+      </w:r>
+    </w:p>
+    <w:p>
+      <w:pPr>
+        <w:pStyle w:val="Ttulo4"/>
+        <w:jc w:val="both"/>
+        <w:rPr>
+          <w:rFonts w:cstheme="majorHAnsi"/>
+          <w:b/>
+          <w:bCs/>
+          <w:i w:val="0"/>
+          <w:iCs w:val="0"/>
+          <w:sz w:val="24"/>
+          <w:szCs w:val="24"/>
+        </w:rPr>
+      </w:pPr>
+      <w:r>
+        <w:rPr>
+          <w:rFonts w:cstheme="majorHAnsi"/>
+          <w:b/>
+          <w:bCs/>
+          <w:i w:val="0"/>
+          <w:iCs w:val="0"/>
+          <w:sz w:val="24"/>
+          <w:szCs w:val="24"/>
+        </w:rPr>
+        <w:t>c. ¿En qué tecnología se ejecuta el gestor de contenido de tu elección?</w:t>
+      </w:r>
+    </w:p>
+    <w:p>
+      <w:pPr>
+        <w:pStyle w:val="NormalWeb"/>
+        <w:jc w:val="both"/>
+        <w:rPr>
+          <w:rFonts w:asciiTheme="majorHAnsi" w:hAnsiTheme="majorHAnsi" w:cstheme="majorHAnsi"/>
+          <w:b/>
+          <w:bCs/>
+          <w:color w:val="595959" w:themeColor="text1" w:themeTint="A6"/>
+        </w:rPr>
+      </w:pPr>
+      <w:r>
+        <w:rPr>
+          <w:rFonts w:asciiTheme="majorHAnsi" w:hAnsiTheme="majorHAnsi" w:cstheme="majorHAnsi"/>
+          <w:b/>
+          <w:bCs/>
+          <w:color w:val="595959" w:themeColor="text1" w:themeTint="A6"/>
+        </w:rPr>
+        <w:t>En el caso de WordPress, investigué que funciona del lado del servidor utilizando el lenguaje PHP y una base de datos MySQL o MariaDB para almacenar los datos. Luego, para mostrar la interfaz visual en el navegador, se apoya en tecnologías web estándar como HTML5, CSS3 y JavaScript.</w:t>
+      </w:r>
+    </w:p>
+    <w:p>
+      <w:pPr>
+        <w:rPr>
+          <w:lang w:val="es-CR"/>
+        </w:rPr>
+      </w:pPr>
     </w:p>
     <w:sectPr>
-      <w:footerReference w:type="default" r:id="rId11"/>
+      <w:footerReference w:type="default" r:id="rId22"/>
       <w:pgSz w:w="11906" w:h="16838"/>
       <w:pgMar w:top="1417" w:right="1701" w:bottom="1417" w:left="1701" w:header="708" w:footer="708" w:gutter="0"/>
       <w:cols w:space="708"/>
@@ -965,7 +3431,7 @@
 </file>
 
 <file path=word/endnotes.xml><?xml version="1.0" encoding="utf-8"?>
-<w:endnotes xmlns:wpc="http://schemas.microsoft.com/office/word/2010/wordprocessingCanvas" xmlns:cx="http://schemas.microsoft.com/office/drawing/2014/chartex" xmlns:mc="http://schemas.openxmlformats.org/markup-compatibility/2006" xmlns:o="urn:schemas-microsoft-com:office:office" xmlns:r="http://schemas.openxmlformats.org/officeDocument/2006/relationships" xmlns:m="http://schemas.openxmlformats.org/officeDocument/2006/math" xmlns:v="urn:schemas-microsoft-com:vml" xmlns:wp14="http://schemas.microsoft.com/office/word/2010/wordprocessingDrawing" xmlns:wp="http://schemas.openxmlformats.org/drawingml/2006/wordprocessingDrawing" xmlns:w10="urn:schemas-microsoft-com:office:word" xmlns:w="http://schemas.openxmlformats.org/wordprocessingml/2006/main" xmlns:w14="http://schemas.microsoft.com/office/word/2010/wordml" xmlns:w15="http://schemas.microsoft.com/office/word/2012/wordml" xmlns:w16se="http://schemas.microsoft.com/office/word/2015/wordml/symex" xmlns:wpg="http://schemas.microsoft.com/office/word/2010/wordprocessingGroup" xmlns:wpi="http://schemas.microsoft.com/office/word/2010/wordprocessingInk" xmlns:wne="http://schemas.microsoft.com/office/word/2006/wordml" xmlns:wps="http://schemas.microsoft.com/office/word/2010/wordprocessingShape" mc:Ignorable="w14 w15 w16se wp14">
+<w:endnotes xmlns:wpc="http://schemas.microsoft.com/office/word/2010/wordprocessingCanvas" xmlns:cx="http://schemas.microsoft.com/office/drawing/2014/chartex" xmlns:cx1="http://schemas.microsoft.com/office/drawing/2015/9/8/chartex" xmlns:cx2="http://schemas.microsoft.com/office/drawing/2015/10/21/chartex" xmlns:cx3="http://schemas.microsoft.com/office/drawing/2016/5/9/chartex" xmlns:cx4="http://schemas.microsoft.com/office/drawing/2016/5/10/chartex" xmlns:cx5="http://schemas.microsoft.com/office/drawing/2016/5/11/chartex" xmlns:cx6="http://schemas.microsoft.com/office/drawing/2016/5/12/chartex" xmlns:cx7="http://schemas.microsoft.com/office/drawing/2016/5/13/chartex" xmlns:cx8="http://schemas.microsoft.com/office/drawing/2016/5/14/chartex" xmlns:mc="http://schemas.openxmlformats.org/markup-compatibility/2006" xmlns:aink="http://schemas.microsoft.com/office/drawing/2016/ink" xmlns:am3d="http://schemas.microsoft.com/office/drawing/2017/model3d" xmlns:o="urn:schemas-microsoft-com:office:office" xmlns:oel="http://schemas.microsoft.com/office/2019/extlst" xmlns:r="http://schemas.openxmlformats.org/officeDocument/2006/relationships" xmlns:m="http://schemas.openxmlformats.org/officeDocument/2006/math" xmlns:v="urn:schemas-microsoft-com:vml" xmlns:wp14="http://schemas.microsoft.com/office/word/2010/wordprocessingDrawing" xmlns:wp="http://schemas.openxmlformats.org/drawingml/2006/wordprocessingDrawing" xmlns:w10="urn:schemas-microsoft-com:office:word" xmlns:w="http://schemas.openxmlformats.org/wordprocessingml/2006/main" xmlns:w14="http://schemas.microsoft.com/office/word/2010/wordml" xmlns:w15="http://schemas.microsoft.com/office/word/2012/wordml" xmlns:w16cex="http://schemas.microsoft.com/office/word/2018/wordml/cex" xmlns:w16cid="http://schemas.microsoft.com/office/word/2016/wordml/cid" xmlns:w16="http://schemas.microsoft.com/office/word/2018/wordml" xmlns:w16du="http://schemas.microsoft.com/office/word/2023/wordml/word16du" xmlns:w16sdtdh="http://schemas.microsoft.com/office/word/2020/wordml/sdtdatahash" xmlns:w16sdtfl="http://schemas.microsoft.com/office/word/2024/wordml/sdtformatlock" xmlns:w16se="http://schemas.microsoft.com/office/word/2015/wordml/symex" xmlns:wpg="http://schemas.microsoft.com/office/word/2010/wordprocessingGroup" xmlns:wpi="http://schemas.microsoft.com/office/word/2010/wordprocessingInk" xmlns:wne="http://schemas.microsoft.com/office/word/2006/wordml" xmlns:wps="http://schemas.microsoft.com/office/word/2010/wordprocessingShape" mc:Ignorable="w14 w15 w16se w16cid w16 w16cex w16sdtdh w16sdtfl w16du wp14">
   <w:endnote w:type="separator" w:id="-1">
     <w:p>
       <w:pPr>
@@ -990,7 +3456,7 @@
 </file>
 
 <file path=word/footer1.xml><?xml version="1.0" encoding="utf-8"?>
-<w:ftr xmlns:wpc="http://schemas.microsoft.com/office/word/2010/wordprocessingCanvas" xmlns:cx="http://schemas.microsoft.com/office/drawing/2014/chartex" xmlns:mc="http://schemas.openxmlformats.org/markup-compatibility/2006" xmlns:o="urn:schemas-microsoft-com:office:office" xmlns:r="http://schemas.openxmlformats.org/officeDocument/2006/relationships" xmlns:m="http://schemas.openxmlformats.org/officeDocument/2006/math" xmlns:v="urn:schemas-microsoft-com:vml" xmlns:wp14="http://schemas.microsoft.com/office/word/2010/wordprocessingDrawing" xmlns:wp="http://schemas.openxmlformats.org/drawingml/2006/wordprocessingDrawing" xmlns:w10="urn:schemas-microsoft-com:office:word" xmlns:w="http://schemas.openxmlformats.org/wordprocessingml/2006/main" xmlns:w14="http://schemas.microsoft.com/office/word/2010/wordml" xmlns:w15="http://schemas.microsoft.com/office/word/2012/wordml" xmlns:w16se="http://schemas.microsoft.com/office/word/2015/wordml/symex" xmlns:wpg="http://schemas.microsoft.com/office/word/2010/wordprocessingGroup" xmlns:wpi="http://schemas.microsoft.com/office/word/2010/wordprocessingInk" xmlns:wne="http://schemas.microsoft.com/office/word/2006/wordml" xmlns:wps="http://schemas.microsoft.com/office/word/2010/wordprocessingShape" mc:Ignorable="w14 w15 w16se wp14">
+<w:ftr xmlns:wpc="http://schemas.microsoft.com/office/word/2010/wordprocessingCanvas" xmlns:cx="http://schemas.microsoft.com/office/drawing/2014/chartex" xmlns:cx1="http://schemas.microsoft.com/office/drawing/2015/9/8/chartex" xmlns:cx2="http://schemas.microsoft.com/office/drawing/2015/10/21/chartex" xmlns:cx3="http://schemas.microsoft.com/office/drawing/2016/5/9/chartex" xmlns:cx4="http://schemas.microsoft.com/office/drawing/2016/5/10/chartex" xmlns:cx5="http://schemas.microsoft.com/office/drawing/2016/5/11/chartex" xmlns:cx6="http://schemas.microsoft.com/office/drawing/2016/5/12/chartex" xmlns:cx7="http://schemas.microsoft.com/office/drawing/2016/5/13/chartex" xmlns:cx8="http://schemas.microsoft.com/office/drawing/2016/5/14/chartex" xmlns:mc="http://schemas.openxmlformats.org/markup-compatibility/2006" xmlns:aink="http://schemas.microsoft.com/office/drawing/2016/ink" xmlns:am3d="http://schemas.microsoft.com/office/drawing/2017/model3d" xmlns:o="urn:schemas-microsoft-com:office:office" xmlns:oel="http://schemas.microsoft.com/office/2019/extlst" xmlns:r="http://schemas.openxmlformats.org/officeDocument/2006/relationships" xmlns:m="http://schemas.openxmlformats.org/officeDocument/2006/math" xmlns:v="urn:schemas-microsoft-com:vml" xmlns:wp14="http://schemas.microsoft.com/office/word/2010/wordprocessingDrawing" xmlns:wp="http://schemas.openxmlformats.org/drawingml/2006/wordprocessingDrawing" xmlns:w10="urn:schemas-microsoft-com:office:word" xmlns:w="http://schemas.openxmlformats.org/wordprocessingml/2006/main" xmlns:w14="http://schemas.microsoft.com/office/word/2010/wordml" xmlns:w15="http://schemas.microsoft.com/office/word/2012/wordml" xmlns:w16cex="http://schemas.microsoft.com/office/word/2018/wordml/cex" xmlns:w16cid="http://schemas.microsoft.com/office/word/2016/wordml/cid" xmlns:w16="http://schemas.microsoft.com/office/word/2018/wordml" xmlns:w16du="http://schemas.microsoft.com/office/word/2023/wordml/word16du" xmlns:w16sdtdh="http://schemas.microsoft.com/office/word/2020/wordml/sdtdatahash" xmlns:w16sdtfl="http://schemas.microsoft.com/office/word/2024/wordml/sdtformatlock" xmlns:w16se="http://schemas.microsoft.com/office/word/2015/wordml/symex" xmlns:wpg="http://schemas.microsoft.com/office/word/2010/wordprocessingGroup" xmlns:wpi="http://schemas.microsoft.com/office/word/2010/wordprocessingInk" xmlns:wne="http://schemas.microsoft.com/office/word/2006/wordml" xmlns:wps="http://schemas.microsoft.com/office/word/2010/wordprocessingShape" mc:Ignorable="w14 w15 w16se w16cid w16 w16cex w16sdtdh w16sdtfl w16du wp14">
   <w:sdt>
     <w:sdtPr>
       <w:id w:val="-1582060313"/>
@@ -1010,7 +3476,7 @@
             <w:lang w:eastAsia="es-ES"/>
           </w:rPr>
           <w:drawing>
-            <wp:anchor distT="0" distB="0" distL="114300" distR="114300" simplePos="0" relativeHeight="251660288" behindDoc="0" locked="0" layoutInCell="1" allowOverlap="1">
+            <wp:anchor distT="0" distB="0" distL="114300" distR="114300" simplePos="0" relativeHeight="251660288" behindDoc="0" locked="0" layoutInCell="1" allowOverlap="1" wp14:anchorId="269F7210" wp14:editId="4DE7A7DA">
               <wp:simplePos x="0" y="0"/>
               <wp:positionH relativeFrom="margin">
                 <wp:posOffset>-469900</wp:posOffset>
@@ -1074,7 +3540,7 @@
           <mc:AlternateContent>
             <mc:Choice Requires="wpg">
               <w:drawing>
-                <wp:anchor distT="0" distB="0" distL="114300" distR="114300" simplePos="0" relativeHeight="251659264" behindDoc="0" locked="0" layoutInCell="1" allowOverlap="1">
+                <wp:anchor distT="0" distB="0" distL="114300" distR="114300" simplePos="0" relativeHeight="251659264" behindDoc="0" locked="0" layoutInCell="1" allowOverlap="1" wp14:anchorId="4B1F4071" wp14:editId="08F81E9F">
                   <wp:simplePos x="0" y="0"/>
                   <wp:positionH relativeFrom="margin">
                     <wp:align>right</wp:align>
@@ -1223,13 +3689,13 @@
             </mc:Choice>
             <mc:Fallback>
               <w:pict>
-                <v:group id="Grupo 8" o:spid="_x0000_s1036" style="position:absolute;margin-left:-16.8pt;margin-top:0;width:34.4pt;height:56.45pt;z-index:251659264;mso-position-horizontal:right;mso-position-horizontal-relative:margin;mso-position-vertical:bottom;mso-position-vertical-relative:page" coordorigin="1743,14699" coordsize="688,1129" o:gfxdata="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">
+                <v:group w14:anchorId="4B1F4071" id="Grupo 8" o:spid="_x0000_s1037" style="position:absolute;margin-left:-16.8pt;margin-top:0;width:34.4pt;height:56.45pt;z-index:251659264;mso-position-horizontal:right;mso-position-horizontal-relative:margin;mso-position-vertical:bottom;mso-position-vertical-relative:page" coordorigin="1743,14699" coordsize="688,1129" o:gfxdata="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">
                   <v:shapetype id="_x0000_t32" coordsize="21600,21600" o:spt="32" o:oned="t" path="m,l21600,21600e" filled="f">
                     <v:path arrowok="t" fillok="f" o:connecttype="none"/>
                     <o:lock v:ext="edit" shapetype="t"/>
                   </v:shapetype>
-                  <v:shape id="AutoShape 77" o:spid="_x0000_s1037" type="#_x0000_t32" style="position:absolute;left:2111;top:15387;width:0;height:441;flip:y;visibility:visible;mso-wrap-style:square" o:connectortype="straight" o:gfxdata="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" strokecolor="#7f7f7f"/>
-                  <v:rect id="Rectangle 78" o:spid="_x0000_s1038" style="position:absolute;left:1743;top:14699;width:688;height:688;visibility:visible;mso-wrap-style:square;v-text-anchor:middle" o:gfxdata="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" filled="f" strokecolor="#7f7f7f">
+                  <v:shape id="AutoShape 77" o:spid="_x0000_s1038" type="#_x0000_t32" style="position:absolute;left:2111;top:15387;width:0;height:441;flip:y;visibility:visible;mso-wrap-style:square" o:connectortype="straight" o:gfxdata="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" strokecolor="#7f7f7f"/>
+                  <v:rect id="Rectangle 78" o:spid="_x0000_s1039" style="position:absolute;left:1743;top:14699;width:688;height:688;visibility:visible;mso-wrap-style:square;v-text-anchor:middle" o:gfxdata="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" filled="f" strokecolor="#7f7f7f">
                     <v:textbox>
                       <w:txbxContent>
                         <w:p>
@@ -1282,7 +3748,7 @@
 </file>
 
 <file path=word/footnotes.xml><?xml version="1.0" encoding="utf-8"?>
-<w:footnotes xmlns:wpc="http://schemas.microsoft.com/office/word/2010/wordprocessingCanvas" xmlns:cx="http://schemas.microsoft.com/office/drawing/2014/chartex" xmlns:mc="http://schemas.openxmlformats.org/markup-compatibility/2006" xmlns:o="urn:schemas-microsoft-com:office:office" xmlns:r="http://schemas.openxmlformats.org/officeDocument/2006/relationships" xmlns:m="http://schemas.openxmlformats.org/officeDocument/2006/math" xmlns:v="urn:schemas-microsoft-com:vml" xmlns:wp14="http://schemas.microsoft.com/office/word/2010/wordprocessingDrawing" xmlns:wp="http://schemas.openxmlformats.org/drawingml/2006/wordprocessingDrawing" xmlns:w10="urn:schemas-microsoft-com:office:word" xmlns:w="http://schemas.openxmlformats.org/wordprocessingml/2006/main" xmlns:w14="http://schemas.microsoft.com/office/word/2010/wordml" xmlns:w15="http://schemas.microsoft.com/office/word/2012/wordml" xmlns:w16se="http://schemas.microsoft.com/office/word/2015/wordml/symex" xmlns:wpg="http://schemas.microsoft.com/office/word/2010/wordprocessingGroup" xmlns:wpi="http://schemas.microsoft.com/office/word/2010/wordprocessingInk" xmlns:wne="http://schemas.microsoft.com/office/word/2006/wordml" xmlns:wps="http://schemas.microsoft.com/office/word/2010/wordprocessingShape" mc:Ignorable="w14 w15 w16se wp14">
+<w:footnotes xmlns:wpc="http://schemas.microsoft.com/office/word/2010/wordprocessingCanvas" xmlns:cx="http://schemas.microsoft.com/office/drawing/2014/chartex" xmlns:cx1="http://schemas.microsoft.com/office/drawing/2015/9/8/chartex" xmlns:cx2="http://schemas.microsoft.com/office/drawing/2015/10/21/chartex" xmlns:cx3="http://schemas.microsoft.com/office/drawing/2016/5/9/chartex" xmlns:cx4="http://schemas.microsoft.com/office/drawing/2016/5/10/chartex" xmlns:cx5="http://schemas.microsoft.com/office/drawing/2016/5/11/chartex" xmlns:cx6="http://schemas.microsoft.com/office/drawing/2016/5/12/chartex" xmlns:cx7="http://schemas.microsoft.com/office/drawing/2016/5/13/chartex" xmlns:cx8="http://schemas.microsoft.com/office/drawing/2016/5/14/chartex" xmlns:mc="http://schemas.openxmlformats.org/markup-compatibility/2006" xmlns:aink="http://schemas.microsoft.com/office/drawing/2016/ink" xmlns:am3d="http://schemas.microsoft.com/office/drawing/2017/model3d" xmlns:o="urn:schemas-microsoft-com:office:office" xmlns:oel="http://schemas.microsoft.com/office/2019/extlst" xmlns:r="http://schemas.openxmlformats.org/officeDocument/2006/relationships" xmlns:m="http://schemas.openxmlformats.org/officeDocument/2006/math" xmlns:v="urn:schemas-microsoft-com:vml" xmlns:wp14="http://schemas.microsoft.com/office/word/2010/wordprocessingDrawing" xmlns:wp="http://schemas.openxmlformats.org/drawingml/2006/wordprocessingDrawing" xmlns:w10="urn:schemas-microsoft-com:office:word" xmlns:w="http://schemas.openxmlformats.org/wordprocessingml/2006/main" xmlns:w14="http://schemas.microsoft.com/office/word/2010/wordml" xmlns:w15="http://schemas.microsoft.com/office/word/2012/wordml" xmlns:w16cex="http://schemas.microsoft.com/office/word/2018/wordml/cex" xmlns:w16cid="http://schemas.microsoft.com/office/word/2016/wordml/cid" xmlns:w16="http://schemas.microsoft.com/office/word/2018/wordml" xmlns:w16du="http://schemas.microsoft.com/office/word/2023/wordml/word16du" xmlns:w16sdtdh="http://schemas.microsoft.com/office/word/2020/wordml/sdtdatahash" xmlns:w16sdtfl="http://schemas.microsoft.com/office/word/2024/wordml/sdtformatlock" xmlns:w16se="http://schemas.microsoft.com/office/word/2015/wordml/symex" xmlns:wpg="http://schemas.microsoft.com/office/word/2010/wordprocessingGroup" xmlns:wpi="http://schemas.microsoft.com/office/word/2010/wordprocessingInk" xmlns:wne="http://schemas.microsoft.com/office/word/2006/wordml" xmlns:wps="http://schemas.microsoft.com/office/word/2010/wordprocessingShape" mc:Ignorable="w14 w15 w16se w16cid w16 w16cex w16sdtdh w16sdtfl w16du wp14">
   <w:footnote w:type="separator" w:id="-1">
     <w:p>
       <w:pPr>
@@ -1307,8 +3773,97 @@
 </file>
 
 <file path=word/numbering.xml><?xml version="1.0" encoding="utf-8"?>
-<w:numbering xmlns:wpc="http://schemas.microsoft.com/office/word/2010/wordprocessingCanvas" xmlns:cx="http://schemas.microsoft.com/office/drawing/2014/chartex" xmlns:mc="http://schemas.openxmlformats.org/markup-compatibility/2006" xmlns:o="urn:schemas-microsoft-com:office:office" xmlns:r="http://schemas.openxmlformats.org/officeDocument/2006/relationships" xmlns:m="http://schemas.openxmlformats.org/officeDocument/2006/math" xmlns:v="urn:schemas-microsoft-com:vml" xmlns:wp14="http://schemas.microsoft.com/office/word/2010/wordprocessingDrawing" xmlns:wp="http://schemas.openxmlformats.org/drawingml/2006/wordprocessingDrawing" xmlns:w10="urn:schemas-microsoft-com:office:word" xmlns:w="http://schemas.openxmlformats.org/wordprocessingml/2006/main" xmlns:w14="http://schemas.microsoft.com/office/word/2010/wordml" xmlns:w15="http://schemas.microsoft.com/office/word/2012/wordml" xmlns:w16se="http://schemas.microsoft.com/office/word/2015/wordml/symex" xmlns:wpg="http://schemas.microsoft.com/office/word/2010/wordprocessingGroup" xmlns:wpi="http://schemas.microsoft.com/office/word/2010/wordprocessingInk" xmlns:wne="http://schemas.microsoft.com/office/word/2006/wordml" xmlns:wps="http://schemas.microsoft.com/office/word/2010/wordprocessingShape" mc:Ignorable="w14 w15 w16se wp14">
+<w:numbering xmlns:wpc="http://schemas.microsoft.com/office/word/2010/wordprocessingCanvas" xmlns:cx="http://schemas.microsoft.com/office/drawing/2014/chartex" xmlns:cx1="http://schemas.microsoft.com/office/drawing/2015/9/8/chartex" xmlns:cx2="http://schemas.microsoft.com/office/drawing/2015/10/21/chartex" xmlns:cx3="http://schemas.microsoft.com/office/drawing/2016/5/9/chartex" xmlns:cx4="http://schemas.microsoft.com/office/drawing/2016/5/10/chartex" xmlns:cx5="http://schemas.microsoft.com/office/drawing/2016/5/11/chartex" xmlns:cx6="http://schemas.microsoft.com/office/drawing/2016/5/12/chartex" xmlns:cx7="http://schemas.microsoft.com/office/drawing/2016/5/13/chartex" xmlns:cx8="http://schemas.microsoft.com/office/drawing/2016/5/14/chartex" xmlns:mc="http://schemas.openxmlformats.org/markup-compatibility/2006" xmlns:aink="http://schemas.microsoft.com/office/drawing/2016/ink" xmlns:am3d="http://schemas.microsoft.com/office/drawing/2017/model3d" xmlns:o="urn:schemas-microsoft-com:office:office" xmlns:oel="http://schemas.microsoft.com/office/2019/extlst" xmlns:r="http://schemas.openxmlformats.org/officeDocument/2006/relationships" xmlns:m="http://schemas.openxmlformats.org/officeDocument/2006/math" xmlns:v="urn:schemas-microsoft-com:vml" xmlns:wp14="http://schemas.microsoft.com/office/word/2010/wordprocessingDrawing" xmlns:wp="http://schemas.openxmlformats.org/drawingml/2006/wordprocessingDrawing" xmlns:w10="urn:schemas-microsoft-com:office:word" xmlns:w="http://schemas.openxmlformats.org/wordprocessingml/2006/main" xmlns:w14="http://schemas.microsoft.com/office/word/2010/wordml" xmlns:w15="http://schemas.microsoft.com/office/word/2012/wordml" xmlns:w16cex="http://schemas.microsoft.com/office/word/2018/wordml/cex" xmlns:w16cid="http://schemas.microsoft.com/office/word/2016/wordml/cid" xmlns:w16="http://schemas.microsoft.com/office/word/2018/wordml" xmlns:w16du="http://schemas.microsoft.com/office/word/2023/wordml/word16du" xmlns:w16sdtdh="http://schemas.microsoft.com/office/word/2020/wordml/sdtdatahash" xmlns:w16sdtfl="http://schemas.microsoft.com/office/word/2024/wordml/sdtformatlock" xmlns:w16se="http://schemas.microsoft.com/office/word/2015/wordml/symex" xmlns:wpg="http://schemas.microsoft.com/office/word/2010/wordprocessingGroup" xmlns:wpi="http://schemas.microsoft.com/office/word/2010/wordprocessingInk" xmlns:wne="http://schemas.microsoft.com/office/word/2006/wordml" xmlns:wps="http://schemas.microsoft.com/office/word/2010/wordprocessingShape" mc:Ignorable="w14 w15 w16se w16cid w16 w16cex w16sdtdh w16sdtfl w16du wp14">
   <w:abstractNum w:abstractNumId="0" w15:restartNumberingAfterBreak="0">
+    <w:nsid w:val="0FCA7942"/>
+    <w:multiLevelType w:val="hybridMultilevel"/>
+    <w:tmpl w:val="7E6ED49E"/>
+    <w:lvl w:ilvl="0" w:tplc="FFFFFFFF">
+      <w:start w:val="1"/>
+      <w:numFmt w:val="decimal"/>
+      <w:lvlText w:val="%1."/>
+      <w:lvlJc w:val="left"/>
+      <w:pPr>
+        <w:ind w:left="720" w:hanging="360"/>
+      </w:pPr>
+      <w:rPr>
+        <w:rFonts w:hint="default"/>
+      </w:rPr>
+    </w:lvl>
+    <w:lvl w:ilvl="1" w:tplc="FFFFFFFF" w:tentative="1">
+      <w:start w:val="1"/>
+      <w:numFmt w:val="lowerLetter"/>
+      <w:lvlText w:val="%2."/>
+      <w:lvlJc w:val="left"/>
+      <w:pPr>
+        <w:ind w:left="1440" w:hanging="360"/>
+      </w:pPr>
+    </w:lvl>
+    <w:lvl w:ilvl="2" w:tplc="FFFFFFFF" w:tentative="1">
+      <w:start w:val="1"/>
+      <w:numFmt w:val="lowerRoman"/>
+      <w:lvlText w:val="%3."/>
+      <w:lvlJc w:val="right"/>
+      <w:pPr>
+        <w:ind w:left="2160" w:hanging="180"/>
+      </w:pPr>
+    </w:lvl>
+    <w:lvl w:ilvl="3" w:tplc="FFFFFFFF" w:tentative="1">
+      <w:start w:val="1"/>
+      <w:numFmt w:val="decimal"/>
+      <w:lvlText w:val="%4."/>
+      <w:lvlJc w:val="left"/>
+      <w:pPr>
+        <w:ind w:left="2880" w:hanging="360"/>
+      </w:pPr>
+    </w:lvl>
+    <w:lvl w:ilvl="4" w:tplc="FFFFFFFF" w:tentative="1">
+      <w:start w:val="1"/>
+      <w:numFmt w:val="lowerLetter"/>
+      <w:lvlText w:val="%5."/>
+      <w:lvlJc w:val="left"/>
+      <w:pPr>
+        <w:ind w:left="3600" w:hanging="360"/>
+      </w:pPr>
+    </w:lvl>
+    <w:lvl w:ilvl="5" w:tplc="FFFFFFFF" w:tentative="1">
+      <w:start w:val="1"/>
+      <w:numFmt w:val="lowerRoman"/>
+      <w:lvlText w:val="%6."/>
+      <w:lvlJc w:val="right"/>
+      <w:pPr>
+        <w:ind w:left="4320" w:hanging="180"/>
+      </w:pPr>
+    </w:lvl>
+    <w:lvl w:ilvl="6" w:tplc="FFFFFFFF" w:tentative="1">
+      <w:start w:val="1"/>
+      <w:numFmt w:val="decimal"/>
+      <w:lvlText w:val="%7."/>
+      <w:lvlJc w:val="left"/>
+      <w:pPr>
+        <w:ind w:left="5040" w:hanging="360"/>
+      </w:pPr>
+    </w:lvl>
+    <w:lvl w:ilvl="7" w:tplc="FFFFFFFF" w:tentative="1">
+      <w:start w:val="1"/>
+      <w:numFmt w:val="lowerLetter"/>
+      <w:lvlText w:val="%8."/>
+      <w:lvlJc w:val="left"/>
+      <w:pPr>
+        <w:ind w:left="5760" w:hanging="360"/>
+      </w:pPr>
+    </w:lvl>
+    <w:lvl w:ilvl="8" w:tplc="FFFFFFFF" w:tentative="1">
+      <w:start w:val="1"/>
+      <w:numFmt w:val="lowerRoman"/>
+      <w:lvlText w:val="%9."/>
+      <w:lvlJc w:val="right"/>
+      <w:pPr>
+        <w:ind w:left="6480" w:hanging="180"/>
+      </w:pPr>
+    </w:lvl>
+  </w:abstractNum>
+  <w:abstractNum w:abstractNumId="1" w15:restartNumberingAfterBreak="0">
     <w:nsid w:val="140B0FA5"/>
     <w:multiLevelType w:val="hybridMultilevel"/>
     <w:tmpl w:val="7E6ED49E"/>
@@ -1397,14 +3952,753 @@
       </w:pPr>
     </w:lvl>
   </w:abstractNum>
-  <w:num w:numId="1">
+  <w:abstractNum w:abstractNumId="2" w15:restartNumberingAfterBreak="0">
+    <w:nsid w:val="168F18BB"/>
+    <w:multiLevelType w:val="hybridMultilevel"/>
+    <w:tmpl w:val="7E6ED49E"/>
+    <w:lvl w:ilvl="0" w:tplc="FFFFFFFF">
+      <w:start w:val="1"/>
+      <w:numFmt w:val="decimal"/>
+      <w:lvlText w:val="%1."/>
+      <w:lvlJc w:val="left"/>
+      <w:pPr>
+        <w:ind w:left="720" w:hanging="360"/>
+      </w:pPr>
+      <w:rPr>
+        <w:rFonts w:hint="default"/>
+      </w:rPr>
+    </w:lvl>
+    <w:lvl w:ilvl="1" w:tplc="FFFFFFFF" w:tentative="1">
+      <w:start w:val="1"/>
+      <w:numFmt w:val="lowerLetter"/>
+      <w:lvlText w:val="%2."/>
+      <w:lvlJc w:val="left"/>
+      <w:pPr>
+        <w:ind w:left="1440" w:hanging="360"/>
+      </w:pPr>
+    </w:lvl>
+    <w:lvl w:ilvl="2" w:tplc="FFFFFFFF" w:tentative="1">
+      <w:start w:val="1"/>
+      <w:numFmt w:val="lowerRoman"/>
+      <w:lvlText w:val="%3."/>
+      <w:lvlJc w:val="right"/>
+      <w:pPr>
+        <w:ind w:left="2160" w:hanging="180"/>
+      </w:pPr>
+    </w:lvl>
+    <w:lvl w:ilvl="3" w:tplc="FFFFFFFF" w:tentative="1">
+      <w:start w:val="1"/>
+      <w:numFmt w:val="decimal"/>
+      <w:lvlText w:val="%4."/>
+      <w:lvlJc w:val="left"/>
+      <w:pPr>
+        <w:ind w:left="2880" w:hanging="360"/>
+      </w:pPr>
+    </w:lvl>
+    <w:lvl w:ilvl="4" w:tplc="FFFFFFFF" w:tentative="1">
+      <w:start w:val="1"/>
+      <w:numFmt w:val="lowerLetter"/>
+      <w:lvlText w:val="%5."/>
+      <w:lvlJc w:val="left"/>
+      <w:pPr>
+        <w:ind w:left="3600" w:hanging="360"/>
+      </w:pPr>
+    </w:lvl>
+    <w:lvl w:ilvl="5" w:tplc="FFFFFFFF" w:tentative="1">
+      <w:start w:val="1"/>
+      <w:numFmt w:val="lowerRoman"/>
+      <w:lvlText w:val="%6."/>
+      <w:lvlJc w:val="right"/>
+      <w:pPr>
+        <w:ind w:left="4320" w:hanging="180"/>
+      </w:pPr>
+    </w:lvl>
+    <w:lvl w:ilvl="6" w:tplc="FFFFFFFF" w:tentative="1">
+      <w:start w:val="1"/>
+      <w:numFmt w:val="decimal"/>
+      <w:lvlText w:val="%7."/>
+      <w:lvlJc w:val="left"/>
+      <w:pPr>
+        <w:ind w:left="5040" w:hanging="360"/>
+      </w:pPr>
+    </w:lvl>
+    <w:lvl w:ilvl="7" w:tplc="FFFFFFFF" w:tentative="1">
+      <w:start w:val="1"/>
+      <w:numFmt w:val="lowerLetter"/>
+      <w:lvlText w:val="%8."/>
+      <w:lvlJc w:val="left"/>
+      <w:pPr>
+        <w:ind w:left="5760" w:hanging="360"/>
+      </w:pPr>
+    </w:lvl>
+    <w:lvl w:ilvl="8" w:tplc="FFFFFFFF" w:tentative="1">
+      <w:start w:val="1"/>
+      <w:numFmt w:val="lowerRoman"/>
+      <w:lvlText w:val="%9."/>
+      <w:lvlJc w:val="right"/>
+      <w:pPr>
+        <w:ind w:left="6480" w:hanging="180"/>
+      </w:pPr>
+    </w:lvl>
+  </w:abstractNum>
+  <w:abstractNum w:abstractNumId="3" w15:restartNumberingAfterBreak="0">
+    <w:nsid w:val="187E6151"/>
+    <w:multiLevelType w:val="hybridMultilevel"/>
+    <w:tmpl w:val="7E6ED49E"/>
+    <w:lvl w:ilvl="0" w:tplc="FFFFFFFF">
+      <w:start w:val="1"/>
+      <w:numFmt w:val="decimal"/>
+      <w:lvlText w:val="%1."/>
+      <w:lvlJc w:val="left"/>
+      <w:pPr>
+        <w:ind w:left="720" w:hanging="360"/>
+      </w:pPr>
+      <w:rPr>
+        <w:rFonts w:hint="default"/>
+      </w:rPr>
+    </w:lvl>
+    <w:lvl w:ilvl="1" w:tplc="FFFFFFFF" w:tentative="1">
+      <w:start w:val="1"/>
+      <w:numFmt w:val="lowerLetter"/>
+      <w:lvlText w:val="%2."/>
+      <w:lvlJc w:val="left"/>
+      <w:pPr>
+        <w:ind w:left="1440" w:hanging="360"/>
+      </w:pPr>
+    </w:lvl>
+    <w:lvl w:ilvl="2" w:tplc="FFFFFFFF" w:tentative="1">
+      <w:start w:val="1"/>
+      <w:numFmt w:val="lowerRoman"/>
+      <w:lvlText w:val="%3."/>
+      <w:lvlJc w:val="right"/>
+      <w:pPr>
+        <w:ind w:left="2160" w:hanging="180"/>
+      </w:pPr>
+    </w:lvl>
+    <w:lvl w:ilvl="3" w:tplc="FFFFFFFF" w:tentative="1">
+      <w:start w:val="1"/>
+      <w:numFmt w:val="decimal"/>
+      <w:lvlText w:val="%4."/>
+      <w:lvlJc w:val="left"/>
+      <w:pPr>
+        <w:ind w:left="2880" w:hanging="360"/>
+      </w:pPr>
+    </w:lvl>
+    <w:lvl w:ilvl="4" w:tplc="FFFFFFFF" w:tentative="1">
+      <w:start w:val="1"/>
+      <w:numFmt w:val="lowerLetter"/>
+      <w:lvlText w:val="%5."/>
+      <w:lvlJc w:val="left"/>
+      <w:pPr>
+        <w:ind w:left="3600" w:hanging="360"/>
+      </w:pPr>
+    </w:lvl>
+    <w:lvl w:ilvl="5" w:tplc="FFFFFFFF" w:tentative="1">
+      <w:start w:val="1"/>
+      <w:numFmt w:val="lowerRoman"/>
+      <w:lvlText w:val="%6."/>
+      <w:lvlJc w:val="right"/>
+      <w:pPr>
+        <w:ind w:left="4320" w:hanging="180"/>
+      </w:pPr>
+    </w:lvl>
+    <w:lvl w:ilvl="6" w:tplc="FFFFFFFF" w:tentative="1">
+      <w:start w:val="1"/>
+      <w:numFmt w:val="decimal"/>
+      <w:lvlText w:val="%7."/>
+      <w:lvlJc w:val="left"/>
+      <w:pPr>
+        <w:ind w:left="5040" w:hanging="360"/>
+      </w:pPr>
+    </w:lvl>
+    <w:lvl w:ilvl="7" w:tplc="FFFFFFFF" w:tentative="1">
+      <w:start w:val="1"/>
+      <w:numFmt w:val="lowerLetter"/>
+      <w:lvlText w:val="%8."/>
+      <w:lvlJc w:val="left"/>
+      <w:pPr>
+        <w:ind w:left="5760" w:hanging="360"/>
+      </w:pPr>
+    </w:lvl>
+    <w:lvl w:ilvl="8" w:tplc="FFFFFFFF" w:tentative="1">
+      <w:start w:val="1"/>
+      <w:numFmt w:val="lowerRoman"/>
+      <w:lvlText w:val="%9."/>
+      <w:lvlJc w:val="right"/>
+      <w:pPr>
+        <w:ind w:left="6480" w:hanging="180"/>
+      </w:pPr>
+    </w:lvl>
+  </w:abstractNum>
+  <w:abstractNum w:abstractNumId="4" w15:restartNumberingAfterBreak="0">
+    <w:nsid w:val="2F435C38"/>
+    <w:multiLevelType w:val="hybridMultilevel"/>
+    <w:tmpl w:val="7E6ED49E"/>
+    <w:lvl w:ilvl="0" w:tplc="FFFFFFFF">
+      <w:start w:val="1"/>
+      <w:numFmt w:val="decimal"/>
+      <w:lvlText w:val="%1."/>
+      <w:lvlJc w:val="left"/>
+      <w:pPr>
+        <w:ind w:left="720" w:hanging="360"/>
+      </w:pPr>
+      <w:rPr>
+        <w:rFonts w:hint="default"/>
+      </w:rPr>
+    </w:lvl>
+    <w:lvl w:ilvl="1" w:tplc="FFFFFFFF" w:tentative="1">
+      <w:start w:val="1"/>
+      <w:numFmt w:val="lowerLetter"/>
+      <w:lvlText w:val="%2."/>
+      <w:lvlJc w:val="left"/>
+      <w:pPr>
+        <w:ind w:left="1440" w:hanging="360"/>
+      </w:pPr>
+    </w:lvl>
+    <w:lvl w:ilvl="2" w:tplc="FFFFFFFF" w:tentative="1">
+      <w:start w:val="1"/>
+      <w:numFmt w:val="lowerRoman"/>
+      <w:lvlText w:val="%3."/>
+      <w:lvlJc w:val="right"/>
+      <w:pPr>
+        <w:ind w:left="2160" w:hanging="180"/>
+      </w:pPr>
+    </w:lvl>
+    <w:lvl w:ilvl="3" w:tplc="FFFFFFFF" w:tentative="1">
+      <w:start w:val="1"/>
+      <w:numFmt w:val="decimal"/>
+      <w:lvlText w:val="%4."/>
+      <w:lvlJc w:val="left"/>
+      <w:pPr>
+        <w:ind w:left="2880" w:hanging="360"/>
+      </w:pPr>
+    </w:lvl>
+    <w:lvl w:ilvl="4" w:tplc="FFFFFFFF" w:tentative="1">
+      <w:start w:val="1"/>
+      <w:numFmt w:val="lowerLetter"/>
+      <w:lvlText w:val="%5."/>
+      <w:lvlJc w:val="left"/>
+      <w:pPr>
+        <w:ind w:left="3600" w:hanging="360"/>
+      </w:pPr>
+    </w:lvl>
+    <w:lvl w:ilvl="5" w:tplc="FFFFFFFF" w:tentative="1">
+      <w:start w:val="1"/>
+      <w:numFmt w:val="lowerRoman"/>
+      <w:lvlText w:val="%6."/>
+      <w:lvlJc w:val="right"/>
+      <w:pPr>
+        <w:ind w:left="4320" w:hanging="180"/>
+      </w:pPr>
+    </w:lvl>
+    <w:lvl w:ilvl="6" w:tplc="FFFFFFFF" w:tentative="1">
+      <w:start w:val="1"/>
+      <w:numFmt w:val="decimal"/>
+      <w:lvlText w:val="%7."/>
+      <w:lvlJc w:val="left"/>
+      <w:pPr>
+        <w:ind w:left="5040" w:hanging="360"/>
+      </w:pPr>
+    </w:lvl>
+    <w:lvl w:ilvl="7" w:tplc="FFFFFFFF" w:tentative="1">
+      <w:start w:val="1"/>
+      <w:numFmt w:val="lowerLetter"/>
+      <w:lvlText w:val="%8."/>
+      <w:lvlJc w:val="left"/>
+      <w:pPr>
+        <w:ind w:left="5760" w:hanging="360"/>
+      </w:pPr>
+    </w:lvl>
+    <w:lvl w:ilvl="8" w:tplc="FFFFFFFF" w:tentative="1">
+      <w:start w:val="1"/>
+      <w:numFmt w:val="lowerRoman"/>
+      <w:lvlText w:val="%9."/>
+      <w:lvlJc w:val="right"/>
+      <w:pPr>
+        <w:ind w:left="6480" w:hanging="180"/>
+      </w:pPr>
+    </w:lvl>
+  </w:abstractNum>
+  <w:abstractNum w:abstractNumId="5" w15:restartNumberingAfterBreak="0">
+    <w:nsid w:val="36452F77"/>
+    <w:multiLevelType w:val="hybridMultilevel"/>
+    <w:tmpl w:val="7E6ED49E"/>
+    <w:lvl w:ilvl="0" w:tplc="FFFFFFFF">
+      <w:start w:val="1"/>
+      <w:numFmt w:val="decimal"/>
+      <w:lvlText w:val="%1."/>
+      <w:lvlJc w:val="left"/>
+      <w:pPr>
+        <w:ind w:left="720" w:hanging="360"/>
+      </w:pPr>
+      <w:rPr>
+        <w:rFonts w:hint="default"/>
+      </w:rPr>
+    </w:lvl>
+    <w:lvl w:ilvl="1" w:tplc="FFFFFFFF" w:tentative="1">
+      <w:start w:val="1"/>
+      <w:numFmt w:val="lowerLetter"/>
+      <w:lvlText w:val="%2."/>
+      <w:lvlJc w:val="left"/>
+      <w:pPr>
+        <w:ind w:left="1440" w:hanging="360"/>
+      </w:pPr>
+    </w:lvl>
+    <w:lvl w:ilvl="2" w:tplc="FFFFFFFF" w:tentative="1">
+      <w:start w:val="1"/>
+      <w:numFmt w:val="lowerRoman"/>
+      <w:lvlText w:val="%3."/>
+      <w:lvlJc w:val="right"/>
+      <w:pPr>
+        <w:ind w:left="2160" w:hanging="180"/>
+      </w:pPr>
+    </w:lvl>
+    <w:lvl w:ilvl="3" w:tplc="FFFFFFFF" w:tentative="1">
+      <w:start w:val="1"/>
+      <w:numFmt w:val="decimal"/>
+      <w:lvlText w:val="%4."/>
+      <w:lvlJc w:val="left"/>
+      <w:pPr>
+        <w:ind w:left="2880" w:hanging="360"/>
+      </w:pPr>
+    </w:lvl>
+    <w:lvl w:ilvl="4" w:tplc="FFFFFFFF" w:tentative="1">
+      <w:start w:val="1"/>
+      <w:numFmt w:val="lowerLetter"/>
+      <w:lvlText w:val="%5."/>
+      <w:lvlJc w:val="left"/>
+      <w:pPr>
+        <w:ind w:left="3600" w:hanging="360"/>
+      </w:pPr>
+    </w:lvl>
+    <w:lvl w:ilvl="5" w:tplc="FFFFFFFF" w:tentative="1">
+      <w:start w:val="1"/>
+      <w:numFmt w:val="lowerRoman"/>
+      <w:lvlText w:val="%6."/>
+      <w:lvlJc w:val="right"/>
+      <w:pPr>
+        <w:ind w:left="4320" w:hanging="180"/>
+      </w:pPr>
+    </w:lvl>
+    <w:lvl w:ilvl="6" w:tplc="FFFFFFFF" w:tentative="1">
+      <w:start w:val="1"/>
+      <w:numFmt w:val="decimal"/>
+      <w:lvlText w:val="%7."/>
+      <w:lvlJc w:val="left"/>
+      <w:pPr>
+        <w:ind w:left="5040" w:hanging="360"/>
+      </w:pPr>
+    </w:lvl>
+    <w:lvl w:ilvl="7" w:tplc="FFFFFFFF" w:tentative="1">
+      <w:start w:val="1"/>
+      <w:numFmt w:val="lowerLetter"/>
+      <w:lvlText w:val="%8."/>
+      <w:lvlJc w:val="left"/>
+      <w:pPr>
+        <w:ind w:left="5760" w:hanging="360"/>
+      </w:pPr>
+    </w:lvl>
+    <w:lvl w:ilvl="8" w:tplc="FFFFFFFF" w:tentative="1">
+      <w:start w:val="1"/>
+      <w:numFmt w:val="lowerRoman"/>
+      <w:lvlText w:val="%9."/>
+      <w:lvlJc w:val="right"/>
+      <w:pPr>
+        <w:ind w:left="6480" w:hanging="180"/>
+      </w:pPr>
+    </w:lvl>
+  </w:abstractNum>
+  <w:abstractNum w:abstractNumId="6" w15:restartNumberingAfterBreak="0">
+    <w:nsid w:val="3F3E6D58"/>
+    <w:multiLevelType w:val="hybridMultilevel"/>
+    <w:tmpl w:val="7E6ED49E"/>
+    <w:lvl w:ilvl="0" w:tplc="FFFFFFFF">
+      <w:start w:val="1"/>
+      <w:numFmt w:val="decimal"/>
+      <w:lvlText w:val="%1."/>
+      <w:lvlJc w:val="left"/>
+      <w:pPr>
+        <w:ind w:left="720" w:hanging="360"/>
+      </w:pPr>
+      <w:rPr>
+        <w:rFonts w:hint="default"/>
+      </w:rPr>
+    </w:lvl>
+    <w:lvl w:ilvl="1" w:tplc="FFFFFFFF" w:tentative="1">
+      <w:start w:val="1"/>
+      <w:numFmt w:val="lowerLetter"/>
+      <w:lvlText w:val="%2."/>
+      <w:lvlJc w:val="left"/>
+      <w:pPr>
+        <w:ind w:left="1440" w:hanging="360"/>
+      </w:pPr>
+    </w:lvl>
+    <w:lvl w:ilvl="2" w:tplc="FFFFFFFF" w:tentative="1">
+      <w:start w:val="1"/>
+      <w:numFmt w:val="lowerRoman"/>
+      <w:lvlText w:val="%3."/>
+      <w:lvlJc w:val="right"/>
+      <w:pPr>
+        <w:ind w:left="2160" w:hanging="180"/>
+      </w:pPr>
+    </w:lvl>
+    <w:lvl w:ilvl="3" w:tplc="FFFFFFFF" w:tentative="1">
+      <w:start w:val="1"/>
+      <w:numFmt w:val="decimal"/>
+      <w:lvlText w:val="%4."/>
+      <w:lvlJc w:val="left"/>
+      <w:pPr>
+        <w:ind w:left="2880" w:hanging="360"/>
+      </w:pPr>
+    </w:lvl>
+    <w:lvl w:ilvl="4" w:tplc="FFFFFFFF" w:tentative="1">
+      <w:start w:val="1"/>
+      <w:numFmt w:val="lowerLetter"/>
+      <w:lvlText w:val="%5."/>
+      <w:lvlJc w:val="left"/>
+      <w:pPr>
+        <w:ind w:left="3600" w:hanging="360"/>
+      </w:pPr>
+    </w:lvl>
+    <w:lvl w:ilvl="5" w:tplc="FFFFFFFF" w:tentative="1">
+      <w:start w:val="1"/>
+      <w:numFmt w:val="lowerRoman"/>
+      <w:lvlText w:val="%6."/>
+      <w:lvlJc w:val="right"/>
+      <w:pPr>
+        <w:ind w:left="4320" w:hanging="180"/>
+      </w:pPr>
+    </w:lvl>
+    <w:lvl w:ilvl="6" w:tplc="FFFFFFFF" w:tentative="1">
+      <w:start w:val="1"/>
+      <w:numFmt w:val="decimal"/>
+      <w:lvlText w:val="%7."/>
+      <w:lvlJc w:val="left"/>
+      <w:pPr>
+        <w:ind w:left="5040" w:hanging="360"/>
+      </w:pPr>
+    </w:lvl>
+    <w:lvl w:ilvl="7" w:tplc="FFFFFFFF" w:tentative="1">
+      <w:start w:val="1"/>
+      <w:numFmt w:val="lowerLetter"/>
+      <w:lvlText w:val="%8."/>
+      <w:lvlJc w:val="left"/>
+      <w:pPr>
+        <w:ind w:left="5760" w:hanging="360"/>
+      </w:pPr>
+    </w:lvl>
+    <w:lvl w:ilvl="8" w:tplc="FFFFFFFF" w:tentative="1">
+      <w:start w:val="1"/>
+      <w:numFmt w:val="lowerRoman"/>
+      <w:lvlText w:val="%9."/>
+      <w:lvlJc w:val="right"/>
+      <w:pPr>
+        <w:ind w:left="6480" w:hanging="180"/>
+      </w:pPr>
+    </w:lvl>
+  </w:abstractNum>
+  <w:abstractNum w:abstractNumId="7" w15:restartNumberingAfterBreak="0">
+    <w:nsid w:val="52D048D8"/>
+    <w:multiLevelType w:val="hybridMultilevel"/>
+    <w:tmpl w:val="7E6ED49E"/>
+    <w:lvl w:ilvl="0" w:tplc="FFFFFFFF">
+      <w:start w:val="1"/>
+      <w:numFmt w:val="decimal"/>
+      <w:lvlText w:val="%1."/>
+      <w:lvlJc w:val="left"/>
+      <w:pPr>
+        <w:ind w:left="720" w:hanging="360"/>
+      </w:pPr>
+      <w:rPr>
+        <w:rFonts w:hint="default"/>
+      </w:rPr>
+    </w:lvl>
+    <w:lvl w:ilvl="1" w:tplc="FFFFFFFF" w:tentative="1">
+      <w:start w:val="1"/>
+      <w:numFmt w:val="lowerLetter"/>
+      <w:lvlText w:val="%2."/>
+      <w:lvlJc w:val="left"/>
+      <w:pPr>
+        <w:ind w:left="1440" w:hanging="360"/>
+      </w:pPr>
+    </w:lvl>
+    <w:lvl w:ilvl="2" w:tplc="FFFFFFFF" w:tentative="1">
+      <w:start w:val="1"/>
+      <w:numFmt w:val="lowerRoman"/>
+      <w:lvlText w:val="%3."/>
+      <w:lvlJc w:val="right"/>
+      <w:pPr>
+        <w:ind w:left="2160" w:hanging="180"/>
+      </w:pPr>
+    </w:lvl>
+    <w:lvl w:ilvl="3" w:tplc="FFFFFFFF" w:tentative="1">
+      <w:start w:val="1"/>
+      <w:numFmt w:val="decimal"/>
+      <w:lvlText w:val="%4."/>
+      <w:lvlJc w:val="left"/>
+      <w:pPr>
+        <w:ind w:left="2880" w:hanging="360"/>
+      </w:pPr>
+    </w:lvl>
+    <w:lvl w:ilvl="4" w:tplc="FFFFFFFF" w:tentative="1">
+      <w:start w:val="1"/>
+      <w:numFmt w:val="lowerLetter"/>
+      <w:lvlText w:val="%5."/>
+      <w:lvlJc w:val="left"/>
+      <w:pPr>
+        <w:ind w:left="3600" w:hanging="360"/>
+      </w:pPr>
+    </w:lvl>
+    <w:lvl w:ilvl="5" w:tplc="FFFFFFFF" w:tentative="1">
+      <w:start w:val="1"/>
+      <w:numFmt w:val="lowerRoman"/>
+      <w:lvlText w:val="%6."/>
+      <w:lvlJc w:val="right"/>
+      <w:pPr>
+        <w:ind w:left="4320" w:hanging="180"/>
+      </w:pPr>
+    </w:lvl>
+    <w:lvl w:ilvl="6" w:tplc="FFFFFFFF" w:tentative="1">
+      <w:start w:val="1"/>
+      <w:numFmt w:val="decimal"/>
+      <w:lvlText w:val="%7."/>
+      <w:lvlJc w:val="left"/>
+      <w:pPr>
+        <w:ind w:left="5040" w:hanging="360"/>
+      </w:pPr>
+    </w:lvl>
+    <w:lvl w:ilvl="7" w:tplc="FFFFFFFF" w:tentative="1">
+      <w:start w:val="1"/>
+      <w:numFmt w:val="lowerLetter"/>
+      <w:lvlText w:val="%8."/>
+      <w:lvlJc w:val="left"/>
+      <w:pPr>
+        <w:ind w:left="5760" w:hanging="360"/>
+      </w:pPr>
+    </w:lvl>
+    <w:lvl w:ilvl="8" w:tplc="FFFFFFFF" w:tentative="1">
+      <w:start w:val="1"/>
+      <w:numFmt w:val="lowerRoman"/>
+      <w:lvlText w:val="%9."/>
+      <w:lvlJc w:val="right"/>
+      <w:pPr>
+        <w:ind w:left="6480" w:hanging="180"/>
+      </w:pPr>
+    </w:lvl>
+  </w:abstractNum>
+  <w:abstractNum w:abstractNumId="8" w15:restartNumberingAfterBreak="0">
+    <w:nsid w:val="5D787E05"/>
+    <w:multiLevelType w:val="hybridMultilevel"/>
+    <w:tmpl w:val="903CB62C"/>
+    <w:lvl w:ilvl="0" w:tplc="140A000F">
+      <w:start w:val="1"/>
+      <w:numFmt w:val="decimal"/>
+      <w:lvlText w:val="%1."/>
+      <w:lvlJc w:val="left"/>
+      <w:pPr>
+        <w:ind w:left="720" w:hanging="360"/>
+      </w:pPr>
+      <w:rPr>
+        <w:rFonts w:hint="default"/>
+      </w:rPr>
+    </w:lvl>
+    <w:lvl w:ilvl="1" w:tplc="140A0019" w:tentative="1">
+      <w:start w:val="1"/>
+      <w:numFmt w:val="lowerLetter"/>
+      <w:lvlText w:val="%2."/>
+      <w:lvlJc w:val="left"/>
+      <w:pPr>
+        <w:ind w:left="1440" w:hanging="360"/>
+      </w:pPr>
+    </w:lvl>
+    <w:lvl w:ilvl="2" w:tplc="140A001B" w:tentative="1">
+      <w:start w:val="1"/>
+      <w:numFmt w:val="lowerRoman"/>
+      <w:lvlText w:val="%3."/>
+      <w:lvlJc w:val="right"/>
+      <w:pPr>
+        <w:ind w:left="2160" w:hanging="180"/>
+      </w:pPr>
+    </w:lvl>
+    <w:lvl w:ilvl="3" w:tplc="140A000F" w:tentative="1">
+      <w:start w:val="1"/>
+      <w:numFmt w:val="decimal"/>
+      <w:lvlText w:val="%4."/>
+      <w:lvlJc w:val="left"/>
+      <w:pPr>
+        <w:ind w:left="2880" w:hanging="360"/>
+      </w:pPr>
+    </w:lvl>
+    <w:lvl w:ilvl="4" w:tplc="140A0019" w:tentative="1">
+      <w:start w:val="1"/>
+      <w:numFmt w:val="lowerLetter"/>
+      <w:lvlText w:val="%5."/>
+      <w:lvlJc w:val="left"/>
+      <w:pPr>
+        <w:ind w:left="3600" w:hanging="360"/>
+      </w:pPr>
+    </w:lvl>
+    <w:lvl w:ilvl="5" w:tplc="140A001B" w:tentative="1">
+      <w:start w:val="1"/>
+      <w:numFmt w:val="lowerRoman"/>
+      <w:lvlText w:val="%6."/>
+      <w:lvlJc w:val="right"/>
+      <w:pPr>
+        <w:ind w:left="4320" w:hanging="180"/>
+      </w:pPr>
+    </w:lvl>
+    <w:lvl w:ilvl="6" w:tplc="140A000F" w:tentative="1">
+      <w:start w:val="1"/>
+      <w:numFmt w:val="decimal"/>
+      <w:lvlText w:val="%7."/>
+      <w:lvlJc w:val="left"/>
+      <w:pPr>
+        <w:ind w:left="5040" w:hanging="360"/>
+      </w:pPr>
+    </w:lvl>
+    <w:lvl w:ilvl="7" w:tplc="140A0019" w:tentative="1">
+      <w:start w:val="1"/>
+      <w:numFmt w:val="lowerLetter"/>
+      <w:lvlText w:val="%8."/>
+      <w:lvlJc w:val="left"/>
+      <w:pPr>
+        <w:ind w:left="5760" w:hanging="360"/>
+      </w:pPr>
+    </w:lvl>
+    <w:lvl w:ilvl="8" w:tplc="140A001B" w:tentative="1">
+      <w:start w:val="1"/>
+      <w:numFmt w:val="lowerRoman"/>
+      <w:lvlText w:val="%9."/>
+      <w:lvlJc w:val="right"/>
+      <w:pPr>
+        <w:ind w:left="6480" w:hanging="180"/>
+      </w:pPr>
+    </w:lvl>
+  </w:abstractNum>
+  <w:abstractNum w:abstractNumId="9" w15:restartNumberingAfterBreak="0">
+    <w:nsid w:val="7A4F009B"/>
+    <w:multiLevelType w:val="hybridMultilevel"/>
+    <w:tmpl w:val="7E6ED49E"/>
+    <w:lvl w:ilvl="0" w:tplc="FFFFFFFF">
+      <w:start w:val="1"/>
+      <w:numFmt w:val="decimal"/>
+      <w:lvlText w:val="%1."/>
+      <w:lvlJc w:val="left"/>
+      <w:pPr>
+        <w:ind w:left="720" w:hanging="360"/>
+      </w:pPr>
+      <w:rPr>
+        <w:rFonts w:hint="default"/>
+      </w:rPr>
+    </w:lvl>
+    <w:lvl w:ilvl="1" w:tplc="FFFFFFFF" w:tentative="1">
+      <w:start w:val="1"/>
+      <w:numFmt w:val="lowerLetter"/>
+      <w:lvlText w:val="%2."/>
+      <w:lvlJc w:val="left"/>
+      <w:pPr>
+        <w:ind w:left="1440" w:hanging="360"/>
+      </w:pPr>
+    </w:lvl>
+    <w:lvl w:ilvl="2" w:tplc="FFFFFFFF" w:tentative="1">
+      <w:start w:val="1"/>
+      <w:numFmt w:val="lowerRoman"/>
+      <w:lvlText w:val="%3."/>
+      <w:lvlJc w:val="right"/>
+      <w:pPr>
+        <w:ind w:left="2160" w:hanging="180"/>
+      </w:pPr>
+    </w:lvl>
+    <w:lvl w:ilvl="3" w:tplc="FFFFFFFF" w:tentative="1">
+      <w:start w:val="1"/>
+      <w:numFmt w:val="decimal"/>
+      <w:lvlText w:val="%4."/>
+      <w:lvlJc w:val="left"/>
+      <w:pPr>
+        <w:ind w:left="2880" w:hanging="360"/>
+      </w:pPr>
+    </w:lvl>
+    <w:lvl w:ilvl="4" w:tplc="FFFFFFFF" w:tentative="1">
+      <w:start w:val="1"/>
+      <w:numFmt w:val="lowerLetter"/>
+      <w:lvlText w:val="%5."/>
+      <w:lvlJc w:val="left"/>
+      <w:pPr>
+        <w:ind w:left="3600" w:hanging="360"/>
+      </w:pPr>
+    </w:lvl>
+    <w:lvl w:ilvl="5" w:tplc="FFFFFFFF" w:tentative="1">
+      <w:start w:val="1"/>
+      <w:numFmt w:val="lowerRoman"/>
+      <w:lvlText w:val="%6."/>
+      <w:lvlJc w:val="right"/>
+      <w:pPr>
+        <w:ind w:left="4320" w:hanging="180"/>
+      </w:pPr>
+    </w:lvl>
+    <w:lvl w:ilvl="6" w:tplc="FFFFFFFF" w:tentative="1">
+      <w:start w:val="1"/>
+      <w:numFmt w:val="decimal"/>
+      <w:lvlText w:val="%7."/>
+      <w:lvlJc w:val="left"/>
+      <w:pPr>
+        <w:ind w:left="5040" w:hanging="360"/>
+      </w:pPr>
+    </w:lvl>
+    <w:lvl w:ilvl="7" w:tplc="FFFFFFFF" w:tentative="1">
+      <w:start w:val="1"/>
+      <w:numFmt w:val="lowerLetter"/>
+      <w:lvlText w:val="%8."/>
+      <w:lvlJc w:val="left"/>
+      <w:pPr>
+        <w:ind w:left="5760" w:hanging="360"/>
+      </w:pPr>
+    </w:lvl>
+    <w:lvl w:ilvl="8" w:tplc="FFFFFFFF" w:tentative="1">
+      <w:start w:val="1"/>
+      <w:numFmt w:val="lowerRoman"/>
+      <w:lvlText w:val="%9."/>
+      <w:lvlJc w:val="right"/>
+      <w:pPr>
+        <w:ind w:left="6480" w:hanging="180"/>
+      </w:pPr>
+    </w:lvl>
+  </w:abstractNum>
+  <w:num w:numId="1" w16cid:durableId="1676687607">
+    <w:abstractNumId w:val="1"/>
+  </w:num>
+  <w:num w:numId="2" w16cid:durableId="646865422">
+    <w:abstractNumId w:val="5"/>
+  </w:num>
+  <w:num w:numId="3" w16cid:durableId="361324820">
+    <w:abstractNumId w:val="4"/>
+  </w:num>
+  <w:num w:numId="4" w16cid:durableId="536435202">
+    <w:abstractNumId w:val="3"/>
+  </w:num>
+  <w:num w:numId="5" w16cid:durableId="1742285938">
+    <w:abstractNumId w:val="9"/>
+  </w:num>
+  <w:num w:numId="6" w16cid:durableId="570506786">
+    <w:abstractNumId w:val="6"/>
+  </w:num>
+  <w:num w:numId="7" w16cid:durableId="1067462414">
+    <w:abstractNumId w:val="7"/>
+  </w:num>
+  <w:num w:numId="8" w16cid:durableId="516769775">
     <w:abstractNumId w:val="0"/>
+  </w:num>
+  <w:num w:numId="9" w16cid:durableId="1787626544">
+    <w:abstractNumId w:val="8"/>
+  </w:num>
+  <w:num w:numId="10" w16cid:durableId="1903060478">
+    <w:abstractNumId w:val="2"/>
   </w:num>
 </w:numbering>
 </file>
 
 <file path=word/styles.xml><?xml version="1.0" encoding="utf-8"?>
-<w:styles xmlns:mc="http://schemas.openxmlformats.org/markup-compatibility/2006" xmlns:r="http://schemas.openxmlformats.org/officeDocument/2006/relationships" xmlns:w="http://schemas.openxmlformats.org/wordprocessingml/2006/main" xmlns:w14="http://schemas.microsoft.com/office/word/2010/wordml" xmlns:w15="http://schemas.microsoft.com/office/word/2012/wordml" xmlns:w16se="http://schemas.microsoft.com/office/word/2015/wordml/symex" mc:Ignorable="w14 w15 w16se">
+<w:styles xmlns:mc="http://schemas.openxmlformats.org/markup-compatibility/2006" xmlns:r="http://schemas.openxmlformats.org/officeDocument/2006/relationships" xmlns:w="http://schemas.openxmlformats.org/wordprocessingml/2006/main" xmlns:w14="http://schemas.microsoft.com/office/word/2010/wordml" xmlns:w15="http://schemas.microsoft.com/office/word/2012/wordml" xmlns:w16cex="http://schemas.microsoft.com/office/word/2018/wordml/cex" xmlns:w16cid="http://schemas.microsoft.com/office/word/2016/wordml/cid" xmlns:w16="http://schemas.microsoft.com/office/word/2018/wordml" xmlns:w16du="http://schemas.microsoft.com/office/word/2023/wordml/word16du" xmlns:w16sdtdh="http://schemas.microsoft.com/office/word/2020/wordml/sdtdatahash" xmlns:w16sdtfl="http://schemas.microsoft.com/office/word/2024/wordml/sdtformatlock" xmlns:w16se="http://schemas.microsoft.com/office/word/2015/wordml/symex" mc:Ignorable="w14 w15 w16se w16cid w16 w16cex w16sdtdh w16sdtfl w16du">
   <w:docDefaults>
     <w:rPrDefault>
       <w:rPr>
@@ -1420,7 +4714,7 @@
       </w:pPr>
     </w:pPrDefault>
   </w:docDefaults>
-  <w:latentStyles w:defLockedState="0" w:defUIPriority="99" w:defSemiHidden="0" w:defUnhideWhenUsed="0" w:defQFormat="0" w:count="371">
+  <w:latentStyles w:defLockedState="0" w:defUIPriority="99" w:defSemiHidden="0" w:defUnhideWhenUsed="0" w:defQFormat="0" w:count="376">
     <w:lsdException w:name="Normal" w:uiPriority="0" w:qFormat="1"/>
     <w:lsdException w:name="heading 1" w:uiPriority="9" w:qFormat="1"/>
     <w:lsdException w:name="heading 2" w:semiHidden="1" w:uiPriority="9" w:unhideWhenUsed="1" w:qFormat="1"/>
@@ -1792,6 +5086,11 @@
     <w:lsdException w:name="List Table 5 Dark Accent 6" w:uiPriority="50"/>
     <w:lsdException w:name="List Table 6 Colorful Accent 6" w:uiPriority="51"/>
     <w:lsdException w:name="List Table 7 Colorful Accent 6" w:uiPriority="52"/>
+    <w:lsdException w:name="Mention" w:semiHidden="1" w:unhideWhenUsed="1"/>
+    <w:lsdException w:name="Smart Hyperlink" w:semiHidden="1" w:unhideWhenUsed="1"/>
+    <w:lsdException w:name="Hashtag" w:semiHidden="1" w:unhideWhenUsed="1"/>
+    <w:lsdException w:name="Unresolved Mention" w:semiHidden="1" w:unhideWhenUsed="1"/>
+    <w:lsdException w:name="Smart Link" w:semiHidden="1" w:unhideWhenUsed="1"/>
   </w:latentStyles>
   <w:style w:type="paragraph" w:default="1" w:styleId="Normal">
     <w:name w:val="Normal"/>
@@ -1817,6 +5116,29 @@
       <w:color w:val="081521" w:themeColor="accent1" w:themeShade="BF"/>
       <w:sz w:val="32"/>
       <w:szCs w:val="32"/>
+    </w:rPr>
+  </w:style>
+  <w:style w:type="paragraph" w:styleId="Ttulo4">
+    <w:name w:val="heading 4"/>
+    <w:basedOn w:val="Normal"/>
+    <w:next w:val="Normal"/>
+    <w:link w:val="Ttulo4Car"/>
+    <w:uiPriority w:val="9"/>
+    <w:semiHidden/>
+    <w:unhideWhenUsed/>
+    <w:qFormat/>
+    <w:rsid w:val="002E79C7"/>
+    <w:pPr>
+      <w:keepNext/>
+      <w:keepLines/>
+      <w:spacing w:before="40" w:after="0"/>
+      <w:outlineLvl w:val="3"/>
+    </w:pPr>
+    <w:rPr>
+      <w:rFonts w:asciiTheme="majorHAnsi" w:eastAsiaTheme="majorEastAsia" w:hAnsiTheme="majorHAnsi" w:cstheme="majorBidi"/>
+      <w:i/>
+      <w:iCs/>
+      <w:color w:val="081521" w:themeColor="accent1" w:themeShade="BF"/>
     </w:rPr>
   </w:style>
   <w:style w:type="character" w:default="1" w:styleId="Fuentedeprrafopredeter">
@@ -1951,6 +5273,37 @@
       <w:ind w:left="720"/>
       <w:contextualSpacing/>
     </w:pPr>
+  </w:style>
+  <w:style w:type="character" w:customStyle="1" w:styleId="Ttulo4Car">
+    <w:name w:val="Título 4 Car"/>
+    <w:basedOn w:val="Fuentedeprrafopredeter"/>
+    <w:link w:val="Ttulo4"/>
+    <w:uiPriority w:val="9"/>
+    <w:semiHidden/>
+    <w:rsid w:val="002E79C7"/>
+    <w:rPr>
+      <w:rFonts w:asciiTheme="majorHAnsi" w:eastAsiaTheme="majorEastAsia" w:hAnsiTheme="majorHAnsi" w:cstheme="majorBidi"/>
+      <w:i/>
+      <w:iCs/>
+      <w:color w:val="081521" w:themeColor="accent1" w:themeShade="BF"/>
+    </w:rPr>
+  </w:style>
+  <w:style w:type="paragraph" w:styleId="NormalWeb">
+    <w:name w:val="Normal (Web)"/>
+    <w:basedOn w:val="Normal"/>
+    <w:uiPriority w:val="99"/>
+    <w:semiHidden/>
+    <w:unhideWhenUsed/>
+    <w:rsid w:val="002E79C7"/>
+    <w:pPr>
+      <w:spacing w:before="100" w:beforeAutospacing="1" w:after="100" w:afterAutospacing="1" w:line="240" w:lineRule="auto"/>
+    </w:pPr>
+    <w:rPr>
+      <w:rFonts w:ascii="Times New Roman" w:eastAsia="Times New Roman" w:hAnsi="Times New Roman" w:cs="Times New Roman"/>
+      <w:sz w:val="24"/>
+      <w:szCs w:val="24"/>
+      <w:lang w:val="es-CR" w:eastAsia="es-CR"/>
+    </w:rPr>
   </w:style>
 </w:styles>
 </file>
